--- a/Knowledge/3-Work knowledge/1-Software Engineering/2-Testing/5-My Source/1-ISTQB Foundation Level/9-Quality of Software.docx
+++ b/Knowledge/3-Work knowledge/1-Software Engineering/2-Testing/5-My Source/1-ISTQB Foundation Level/9-Quality of Software.docx
@@ -37,102 +37,86 @@
       </w:pPr>
       <w:r>
         <w:rPr>
-          <w:b/>
-          <w:shd w:val="clear" w:color="auto" w:fill="B7B7B7"/>
-        </w:rPr>
-        <w:t># Source</w:t>
-      </w:r>
-      <w:r>
-        <w:rPr>
-          <w:shd w:val="clear" w:color="auto" w:fill="B7B7B7"/>
-        </w:rPr>
-        <w:t xml:space="preserve">: </w:t>
-      </w:r>
-      <w:r>
-        <w:rPr>
-          <w:b/>
-          <w:shd w:val="clear" w:color="auto" w:fill="B7B7B7"/>
-        </w:rPr>
-        <w:t xml:space="preserve">Chatgpt </w:t>
-      </w:r>
-      <w:r>
-        <w:rPr>
-          <w:b/>
-          <w:sz w:val="14"/>
-          <w:szCs w:val="14"/>
-          <w:shd w:val="clear" w:color="auto" w:fill="B7B7B7"/>
-        </w:rPr>
-        <w:t>(GPT</w:t>
-      </w:r>
-      <w:r>
-        <w:rPr>
-          <w:rFonts w:ascii="Cambria Math" w:hAnsi="Cambria Math" w:cs="Cambria Math"/>
-          <w:b/>
-          <w:sz w:val="14"/>
-          <w:szCs w:val="14"/>
-          <w:shd w:val="clear" w:color="auto" w:fill="B7B7B7"/>
+          <w:rFonts w:ascii="Arial" w:eastAsia="Arial" w:hAnsi="Arial" w:cs="Arial"/>
+          <w:b/>
+          <w:color w:val="000000"/>
+          <w:sz w:val="18"/>
+          <w:highlight w:val="lightGray"/>
+        </w:rPr>
+        <w:t># Source: AI Source: Provided by: [Data Path</w:t>
+      </w:r>
+      <w:r>
+        <w:rPr>
+          <w:rFonts w:ascii="Arial" w:eastAsia="Arial" w:hAnsi="Arial" w:cs="Arial"/>
+          <w:color w:val="000000"/>
+          <w:sz w:val="18"/>
+          <w:highlight w:val="lightGray"/>
+        </w:rPr>
+        <w:t xml:space="preserve">: Persons Table -&gt; ID Column: 1, Name_En Column: Motasem Essam] -&gt; </w:t>
+      </w:r>
+      <w:r>
+        <w:rPr>
+          <w:rFonts w:ascii="Arial" w:eastAsia="Arial" w:hAnsi="Arial" w:cs="Arial"/>
+          <w:b/>
+          <w:color w:val="000000"/>
+          <w:sz w:val="18"/>
+          <w:highlight w:val="lightGray"/>
+        </w:rPr>
+        <w:t>From:</w:t>
+      </w:r>
+      <w:r>
+        <w:rPr>
+          <w:rFonts w:ascii="Arial" w:eastAsia="Arial" w:hAnsi="Arial" w:cs="Arial"/>
+          <w:color w:val="000000"/>
+          <w:sz w:val="18"/>
+          <w:highlight w:val="lightGray"/>
+        </w:rPr>
+        <w:t xml:space="preserve"> [Chatgpt (GPT</w:t>
+      </w:r>
+      <w:r>
+        <w:rPr>
+          <w:rFonts w:ascii="Arial" w:eastAsia="Arial" w:hAnsi="Arial" w:cs="Cambria Math"/>
+          <w:color w:val="000000"/>
+          <w:sz w:val="18"/>
+          <w:highlight w:val="lightGray"/>
         </w:rPr>
         <w:t>‑</w:t>
       </w:r>
       <w:r>
         <w:rPr>
-          <w:b/>
-          <w:sz w:val="14"/>
-          <w:szCs w:val="14"/>
-          <w:shd w:val="clear" w:color="auto" w:fill="B7B7B7"/>
-        </w:rPr>
-        <w:t>5 Mini) at [8/19/2025]</w:t>
-      </w:r>
-      <w:r>
-        <w:rPr>
-          <w:b/>
+          <w:rFonts w:ascii="Arial" w:eastAsia="Arial" w:hAnsi="Arial" w:cs="Arial"/>
+          <w:color w:val="000000"/>
+          <w:sz w:val="18"/>
+          <w:highlight w:val="lightGray"/>
+        </w:rPr>
+        <w:t xml:space="preserve">5 Mini)] </w:t>
+      </w:r>
+      <w:r>
+        <w:rPr>
+          <w:rFonts w:ascii="Arial" w:eastAsia="Arial" w:hAnsi="Arial" w:cs="Arial"/>
+          <w:b/>
+          <w:color w:val="000000"/>
+          <w:sz w:val="18"/>
+          <w:highlight w:val="lightGray"/>
+        </w:rPr>
+        <w:t>on</w:t>
+      </w:r>
+      <w:r>
+        <w:rPr>
+          <w:rFonts w:ascii="Arial" w:eastAsia="Arial" w:hAnsi="Arial"/>
+          <w:sz w:val="18"/>
+          <w:highlight w:val="lightGray"/>
+        </w:rPr>
+        <w:t xml:space="preserve"> [8/19/2025]</w:t>
+      </w:r>
+      <w:r>
+        <w:rPr>
+          <w:rFonts w:ascii="Arial" w:eastAsia="Arial" w:hAnsi="Arial"/>
+          <w:sz w:val="18"/>
+          <w:highlight w:val="lightGray"/>
         </w:rPr>
         <w:br/>
-      </w:r>
-      <w:r>
-        <w:rPr>
-          <w:rFonts w:ascii="Roboto Mono" w:eastAsia="Roboto Mono" w:hAnsi="Roboto Mono" w:cs="Roboto Mono"/>
-        </w:rPr>
-        <w:t xml:space="preserve">The </w:t>
-      </w:r>
-      <w:r>
-        <w:rPr>
-          <w:rFonts w:ascii="Roboto Mono" w:eastAsia="Roboto Mono" w:hAnsi="Roboto Mono" w:cs="Roboto Mono"/>
-          <w:b/>
-        </w:rPr>
-        <w:t>quality of software</w:t>
-      </w:r>
-      <w:r>
-        <w:rPr>
-          <w:rFonts w:ascii="Roboto Mono" w:eastAsia="Roboto Mono" w:hAnsi="Roboto Mono" w:cs="Roboto Mono"/>
-        </w:rPr>
-        <w:t xml:space="preserve"> is the degree to which a software product meets its </w:t>
-      </w:r>
-      <w:r>
-        <w:rPr>
-          <w:rFonts w:ascii="Roboto Mono" w:eastAsia="Roboto Mono" w:hAnsi="Roboto Mono" w:cs="Roboto Mono"/>
-          <w:b/>
-        </w:rPr>
-        <w:t>requirements, user expectations, and industry standards</w:t>
-      </w:r>
-      <w:r>
-        <w:rPr>
-          <w:rFonts w:ascii="Roboto Mono" w:eastAsia="Roboto Mono" w:hAnsi="Roboto Mono" w:cs="Roboto Mono"/>
-        </w:rPr>
-        <w:t xml:space="preserve"> while being </w:t>
-      </w:r>
-      <w:r>
-        <w:rPr>
-          <w:rFonts w:ascii="Roboto Mono" w:eastAsia="Roboto Mono" w:hAnsi="Roboto Mono" w:cs="Roboto Mono"/>
-          <w:b/>
-        </w:rPr>
-        <w:t>reliable, maintainable, efficient, and usable</w:t>
-      </w:r>
-      <w:r>
-        <w:rPr>
-          <w:rFonts w:ascii="Roboto Mono" w:eastAsia="Roboto Mono" w:hAnsi="Roboto Mono" w:cs="Roboto Mono"/>
-        </w:rPr>
-        <w:t>.</w:t>
+        <w:t>The quality of software is the degree to which a software product meets its requirements, user expectations, and industry standards while being reliable, maintainable, efficient, and usable.</w:t>
       </w:r>
     </w:p>
     <w:p>
@@ -159,7 +143,7 @@
     </w:p>
     <w:p>
       <w:r>
-        <w:pict w14:anchorId="439B5E4D">
+        <w:pict w14:anchorId="2CCEEEBF">
           <v:rect id="_x0000_i1025" style="width:0;height:1.5pt" o:hralign="center" o:hrstd="t" o:hr="t" fillcolor="#a0a0a0" stroked="f"/>
         </w:pict>
       </w:r>
@@ -180,51 +164,77 @@
       </w:pPr>
       <w:r>
         <w:rPr>
-          <w:b/>
-          <w:shd w:val="clear" w:color="auto" w:fill="B7B7B7"/>
-        </w:rPr>
-        <w:t># Source</w:t>
-      </w:r>
-      <w:r>
-        <w:rPr>
-          <w:shd w:val="clear" w:color="auto" w:fill="B7B7B7"/>
-        </w:rPr>
-        <w:t xml:space="preserve">: </w:t>
-      </w:r>
-      <w:r>
-        <w:rPr>
-          <w:b/>
-          <w:shd w:val="clear" w:color="auto" w:fill="B7B7B7"/>
-        </w:rPr>
-        <w:t xml:space="preserve">Chatgpt </w:t>
-      </w:r>
-      <w:r>
-        <w:rPr>
-          <w:b/>
-          <w:sz w:val="14"/>
-          <w:szCs w:val="14"/>
-          <w:shd w:val="clear" w:color="auto" w:fill="B7B7B7"/>
-        </w:rPr>
-        <w:t>(GPT</w:t>
-      </w:r>
-      <w:r>
-        <w:rPr>
-          <w:rFonts w:ascii="Cambria Math" w:hAnsi="Cambria Math" w:cs="Cambria Math"/>
-          <w:b/>
-          <w:sz w:val="14"/>
-          <w:szCs w:val="14"/>
-          <w:shd w:val="clear" w:color="auto" w:fill="B7B7B7"/>
+          <w:rFonts w:ascii="Arial" w:eastAsia="Arial" w:hAnsi="Arial" w:cs="Arial"/>
+          <w:b/>
+          <w:color w:val="000000"/>
+          <w:sz w:val="18"/>
+          <w:highlight w:val="lightGray"/>
+        </w:rPr>
+        <w:t># Source: AI Source: Provided by: [Data Path</w:t>
+      </w:r>
+      <w:r>
+        <w:rPr>
+          <w:rFonts w:ascii="Arial" w:eastAsia="Arial" w:hAnsi="Arial" w:cs="Arial"/>
+          <w:color w:val="000000"/>
+          <w:sz w:val="18"/>
+          <w:highlight w:val="lightGray"/>
+        </w:rPr>
+        <w:t xml:space="preserve">: Persons Table -&gt; ID Column: 1, Name_En Column: Motasem Essam] -&gt; </w:t>
+      </w:r>
+      <w:r>
+        <w:rPr>
+          <w:rFonts w:ascii="Arial" w:eastAsia="Arial" w:hAnsi="Arial" w:cs="Arial"/>
+          <w:b/>
+          <w:color w:val="000000"/>
+          <w:sz w:val="18"/>
+          <w:highlight w:val="lightGray"/>
+        </w:rPr>
+        <w:t>From:</w:t>
+      </w:r>
+      <w:r>
+        <w:rPr>
+          <w:rFonts w:ascii="Arial" w:eastAsia="Arial" w:hAnsi="Arial" w:cs="Arial"/>
+          <w:color w:val="000000"/>
+          <w:sz w:val="18"/>
+          <w:highlight w:val="lightGray"/>
+        </w:rPr>
+        <w:t xml:space="preserve"> [Chatgpt (GPT</w:t>
+      </w:r>
+      <w:r>
+        <w:rPr>
+          <w:rFonts w:ascii="Arial" w:eastAsia="Arial" w:hAnsi="Arial" w:cs="Cambria Math"/>
+          <w:color w:val="000000"/>
+          <w:sz w:val="18"/>
+          <w:highlight w:val="lightGray"/>
         </w:rPr>
         <w:t>‑</w:t>
       </w:r>
       <w:r>
         <w:rPr>
-          <w:b/>
-          <w:sz w:val="14"/>
-          <w:szCs w:val="14"/>
-          <w:shd w:val="clear" w:color="auto" w:fill="B7B7B7"/>
-        </w:rPr>
-        <w:t>5 Mini) at [8/19/2025]</w:t>
+          <w:rFonts w:ascii="Arial" w:eastAsia="Arial" w:hAnsi="Arial" w:cs="Arial"/>
+          <w:color w:val="000000"/>
+          <w:sz w:val="18"/>
+          <w:highlight w:val="lightGray"/>
+        </w:rPr>
+        <w:t xml:space="preserve">5 Mini)] </w:t>
+      </w:r>
+      <w:r>
+        <w:rPr>
+          <w:rFonts w:ascii="Arial" w:eastAsia="Arial" w:hAnsi="Arial" w:cs="Arial"/>
+          <w:b/>
+          <w:color w:val="000000"/>
+          <w:sz w:val="18"/>
+          <w:highlight w:val="lightGray"/>
+        </w:rPr>
+        <w:t>on</w:t>
+      </w:r>
+      <w:r>
+        <w:rPr>
+          <w:rFonts w:ascii="Arial" w:eastAsia="Arial" w:hAnsi="Arial"/>
+          <w:sz w:val="18"/>
+          <w:highlight w:val="lightGray"/>
+        </w:rPr>
+        <w:t xml:space="preserve"> [8/19/2025]</w:t>
       </w:r>
     </w:p>
     <w:p>
@@ -273,7 +283,7 @@
           <w:ilvl w:val="0"/>
           <w:numId w:val="1"/>
         </w:numPr>
-        <w:spacing w:before="240"/>
+        <w:spacing w:before="240" w:after="0" w:line="276" w:lineRule="auto"/>
       </w:pPr>
       <w:r>
         <w:rPr>
@@ -301,6 +311,7 @@
           <w:ilvl w:val="1"/>
           <w:numId w:val="1"/>
         </w:numPr>
+        <w:spacing w:after="0" w:line="276" w:lineRule="auto"/>
         <w:rPr>
           <w:rFonts w:ascii="Roboto Mono" w:eastAsia="Roboto Mono" w:hAnsi="Roboto Mono" w:cs="Roboto Mono"/>
         </w:rPr>
@@ -324,6 +335,7 @@
           <w:ilvl w:val="0"/>
           <w:numId w:val="1"/>
         </w:numPr>
+        <w:spacing w:after="0" w:line="276" w:lineRule="auto"/>
       </w:pPr>
       <w:r>
         <w:rPr>
@@ -351,6 +363,7 @@
           <w:ilvl w:val="1"/>
           <w:numId w:val="1"/>
         </w:numPr>
+        <w:spacing w:after="0" w:line="276" w:lineRule="auto"/>
         <w:rPr>
           <w:rFonts w:ascii="Roboto Mono" w:eastAsia="Roboto Mono" w:hAnsi="Roboto Mono" w:cs="Roboto Mono"/>
         </w:rPr>
@@ -374,6 +387,7 @@
           <w:ilvl w:val="0"/>
           <w:numId w:val="1"/>
         </w:numPr>
+        <w:spacing w:after="0" w:line="276" w:lineRule="auto"/>
       </w:pPr>
       <w:r>
         <w:rPr>
@@ -401,6 +415,7 @@
           <w:ilvl w:val="1"/>
           <w:numId w:val="1"/>
         </w:numPr>
+        <w:spacing w:after="0" w:line="276" w:lineRule="auto"/>
         <w:rPr>
           <w:rFonts w:ascii="Roboto Mono" w:eastAsia="Roboto Mono" w:hAnsi="Roboto Mono" w:cs="Roboto Mono"/>
         </w:rPr>
@@ -424,13 +439,13 @@
           <w:ilvl w:val="0"/>
           <w:numId w:val="1"/>
         </w:numPr>
-      </w:pPr>
-      <w:r>
-        <w:rPr>
-          <w:rFonts w:ascii="Roboto Mono" w:eastAsia="Roboto Mono" w:hAnsi="Roboto Mono" w:cs="Roboto Mono"/>
-          <w:b/>
-        </w:rPr>
-        <w:lastRenderedPageBreak/>
+        <w:spacing w:after="0" w:line="276" w:lineRule="auto"/>
+      </w:pPr>
+      <w:r>
+        <w:rPr>
+          <w:rFonts w:ascii="Roboto Mono" w:eastAsia="Roboto Mono" w:hAnsi="Roboto Mono" w:cs="Roboto Mono"/>
+          <w:b/>
+        </w:rPr>
         <w:t>Efficiency (Performance)</w:t>
       </w:r>
       <w:r>
@@ -452,6 +467,7 @@
           <w:ilvl w:val="1"/>
           <w:numId w:val="1"/>
         </w:numPr>
+        <w:spacing w:after="0" w:line="276" w:lineRule="auto"/>
         <w:rPr>
           <w:rFonts w:ascii="Roboto Mono" w:eastAsia="Roboto Mono" w:hAnsi="Roboto Mono" w:cs="Roboto Mono"/>
         </w:rPr>
@@ -475,6 +491,7 @@
           <w:ilvl w:val="0"/>
           <w:numId w:val="1"/>
         </w:numPr>
+        <w:spacing w:after="0" w:line="276" w:lineRule="auto"/>
       </w:pPr>
       <w:r>
         <w:rPr>
@@ -502,6 +519,7 @@
           <w:ilvl w:val="1"/>
           <w:numId w:val="1"/>
         </w:numPr>
+        <w:spacing w:after="0" w:line="276" w:lineRule="auto"/>
         <w:rPr>
           <w:rFonts w:ascii="Roboto Mono" w:eastAsia="Roboto Mono" w:hAnsi="Roboto Mono" w:cs="Roboto Mono"/>
         </w:rPr>
@@ -525,6 +543,7 @@
           <w:ilvl w:val="0"/>
           <w:numId w:val="1"/>
         </w:numPr>
+        <w:spacing w:after="0" w:line="276" w:lineRule="auto"/>
       </w:pPr>
       <w:r>
         <w:rPr>
@@ -552,6 +571,7 @@
           <w:ilvl w:val="1"/>
           <w:numId w:val="1"/>
         </w:numPr>
+        <w:spacing w:after="0" w:line="276" w:lineRule="auto"/>
         <w:rPr>
           <w:rFonts w:ascii="Roboto Mono" w:eastAsia="Roboto Mono" w:hAnsi="Roboto Mono" w:cs="Roboto Mono"/>
         </w:rPr>
@@ -575,6 +595,7 @@
           <w:ilvl w:val="0"/>
           <w:numId w:val="1"/>
         </w:numPr>
+        <w:spacing w:after="0" w:line="276" w:lineRule="auto"/>
       </w:pPr>
       <w:r>
         <w:rPr>
@@ -602,7 +623,7 @@
           <w:ilvl w:val="1"/>
           <w:numId w:val="1"/>
         </w:numPr>
-        <w:spacing w:after="240"/>
+        <w:spacing w:after="240" w:line="276" w:lineRule="auto"/>
       </w:pPr>
       <w:r>
         <w:rPr>
@@ -621,7 +642,7 @@
       <w:bookmarkStart w:id="3" w:name="_uj2wfyo64cfj" w:colFirst="0" w:colLast="0"/>
       <w:bookmarkEnd w:id="3"/>
       <w:r>
-        <w:pict w14:anchorId="3A7D913B">
+        <w:pict w14:anchorId="19A9EC3B">
           <v:rect id="_x0000_i1026" style="width:0;height:1.5pt" o:hralign="center" o:hrstd="t" o:hr="t" fillcolor="#a0a0a0" stroked="f"/>
         </w:pict>
       </w:r>
@@ -635,51 +656,77 @@
       </w:pPr>
       <w:r>
         <w:rPr>
-          <w:b/>
-          <w:shd w:val="clear" w:color="auto" w:fill="B7B7B7"/>
-        </w:rPr>
-        <w:t># Source</w:t>
-      </w:r>
-      <w:r>
-        <w:rPr>
-          <w:shd w:val="clear" w:color="auto" w:fill="B7B7B7"/>
-        </w:rPr>
-        <w:t xml:space="preserve">: </w:t>
-      </w:r>
-      <w:r>
-        <w:rPr>
-          <w:b/>
-          <w:shd w:val="clear" w:color="auto" w:fill="B7B7B7"/>
-        </w:rPr>
-        <w:t xml:space="preserve">Chatgpt </w:t>
-      </w:r>
-      <w:r>
-        <w:rPr>
-          <w:b/>
-          <w:sz w:val="14"/>
-          <w:szCs w:val="14"/>
-          <w:shd w:val="clear" w:color="auto" w:fill="B7B7B7"/>
-        </w:rPr>
-        <w:t>(GPT</w:t>
-      </w:r>
-      <w:r>
-        <w:rPr>
-          <w:rFonts w:ascii="Cambria Math" w:hAnsi="Cambria Math" w:cs="Cambria Math"/>
-          <w:b/>
-          <w:sz w:val="14"/>
-          <w:szCs w:val="14"/>
-          <w:shd w:val="clear" w:color="auto" w:fill="B7B7B7"/>
+          <w:rFonts w:ascii="Arial" w:eastAsia="Arial" w:hAnsi="Arial" w:cs="Arial"/>
+          <w:b/>
+          <w:color w:val="000000"/>
+          <w:sz w:val="18"/>
+          <w:highlight w:val="lightGray"/>
+        </w:rPr>
+        <w:t># Source: AI Source: Provided by: [Data Path</w:t>
+      </w:r>
+      <w:r>
+        <w:rPr>
+          <w:rFonts w:ascii="Arial" w:eastAsia="Arial" w:hAnsi="Arial" w:cs="Arial"/>
+          <w:color w:val="000000"/>
+          <w:sz w:val="18"/>
+          <w:highlight w:val="lightGray"/>
+        </w:rPr>
+        <w:t xml:space="preserve">: Persons Table -&gt; ID Column: 1, Name_En Column: Motasem Essam] -&gt; </w:t>
+      </w:r>
+      <w:r>
+        <w:rPr>
+          <w:rFonts w:ascii="Arial" w:eastAsia="Arial" w:hAnsi="Arial" w:cs="Arial"/>
+          <w:b/>
+          <w:color w:val="000000"/>
+          <w:sz w:val="18"/>
+          <w:highlight w:val="lightGray"/>
+        </w:rPr>
+        <w:t>From:</w:t>
+      </w:r>
+      <w:r>
+        <w:rPr>
+          <w:rFonts w:ascii="Arial" w:eastAsia="Arial" w:hAnsi="Arial" w:cs="Arial"/>
+          <w:color w:val="000000"/>
+          <w:sz w:val="18"/>
+          <w:highlight w:val="lightGray"/>
+        </w:rPr>
+        <w:t xml:space="preserve"> [Chatgpt (GPT</w:t>
+      </w:r>
+      <w:r>
+        <w:rPr>
+          <w:rFonts w:ascii="Arial" w:eastAsia="Arial" w:hAnsi="Arial" w:cs="Cambria Math"/>
+          <w:color w:val="000000"/>
+          <w:sz w:val="18"/>
+          <w:highlight w:val="lightGray"/>
         </w:rPr>
         <w:t>‑</w:t>
       </w:r>
       <w:r>
         <w:rPr>
-          <w:b/>
-          <w:sz w:val="14"/>
-          <w:szCs w:val="14"/>
-          <w:shd w:val="clear" w:color="auto" w:fill="B7B7B7"/>
-        </w:rPr>
-        <w:t>5 Mini) at [8/19/2025]</w:t>
+          <w:rFonts w:ascii="Arial" w:eastAsia="Arial" w:hAnsi="Arial" w:cs="Arial"/>
+          <w:color w:val="000000"/>
+          <w:sz w:val="18"/>
+          <w:highlight w:val="lightGray"/>
+        </w:rPr>
+        <w:t xml:space="preserve">5 Mini)] </w:t>
+      </w:r>
+      <w:r>
+        <w:rPr>
+          <w:rFonts w:ascii="Arial" w:eastAsia="Arial" w:hAnsi="Arial" w:cs="Arial"/>
+          <w:b/>
+          <w:color w:val="000000"/>
+          <w:sz w:val="18"/>
+          <w:highlight w:val="lightGray"/>
+        </w:rPr>
+        <w:t>on</w:t>
+      </w:r>
+      <w:r>
+        <w:rPr>
+          <w:rFonts w:ascii="Arial" w:eastAsia="Arial" w:hAnsi="Arial"/>
+          <w:sz w:val="18"/>
+          <w:highlight w:val="lightGray"/>
+        </w:rPr>
+        <w:t xml:space="preserve"> [8/19/2025]</w:t>
       </w:r>
     </w:p>
     <w:p>
@@ -737,7 +784,7 @@
     </w:p>
     <w:p>
       <w:r>
-        <w:pict w14:anchorId="7E39556D">
+        <w:pict w14:anchorId="26D85AEB">
           <v:rect id="_x0000_i1027" style="width:0;height:1.5pt" o:hralign="center" o:hrstd="t" o:hr="t" fillcolor="#a0a0a0" stroked="f"/>
         </w:pict>
       </w:r>
@@ -774,51 +821,77 @@
       </w:pPr>
       <w:r>
         <w:rPr>
-          <w:b/>
-          <w:shd w:val="clear" w:color="auto" w:fill="B7B7B7"/>
-        </w:rPr>
-        <w:t># Source</w:t>
-      </w:r>
-      <w:r>
-        <w:rPr>
-          <w:shd w:val="clear" w:color="auto" w:fill="B7B7B7"/>
-        </w:rPr>
-        <w:t xml:space="preserve">: </w:t>
-      </w:r>
-      <w:r>
-        <w:rPr>
-          <w:b/>
-          <w:shd w:val="clear" w:color="auto" w:fill="B7B7B7"/>
-        </w:rPr>
-        <w:t xml:space="preserve">Chatgpt </w:t>
-      </w:r>
-      <w:r>
-        <w:rPr>
-          <w:b/>
-          <w:sz w:val="14"/>
-          <w:szCs w:val="14"/>
-          <w:shd w:val="clear" w:color="auto" w:fill="B7B7B7"/>
-        </w:rPr>
-        <w:t>(GPT</w:t>
-      </w:r>
-      <w:r>
-        <w:rPr>
-          <w:rFonts w:ascii="Cambria Math" w:hAnsi="Cambria Math" w:cs="Cambria Math"/>
-          <w:b/>
-          <w:sz w:val="14"/>
-          <w:szCs w:val="14"/>
-          <w:shd w:val="clear" w:color="auto" w:fill="B7B7B7"/>
+          <w:rFonts w:ascii="Arial" w:eastAsia="Arial" w:hAnsi="Arial" w:cs="Arial"/>
+          <w:b/>
+          <w:color w:val="000000"/>
+          <w:sz w:val="18"/>
+          <w:highlight w:val="lightGray"/>
+        </w:rPr>
+        <w:t># Source: AI Source: Provided by: [Data Path</w:t>
+      </w:r>
+      <w:r>
+        <w:rPr>
+          <w:rFonts w:ascii="Arial" w:eastAsia="Arial" w:hAnsi="Arial" w:cs="Arial"/>
+          <w:color w:val="000000"/>
+          <w:sz w:val="18"/>
+          <w:highlight w:val="lightGray"/>
+        </w:rPr>
+        <w:t xml:space="preserve">: Persons Table -&gt; ID Column: 1, Name_En Column: Motasem Essam] -&gt; </w:t>
+      </w:r>
+      <w:r>
+        <w:rPr>
+          <w:rFonts w:ascii="Arial" w:eastAsia="Arial" w:hAnsi="Arial" w:cs="Arial"/>
+          <w:b/>
+          <w:color w:val="000000"/>
+          <w:sz w:val="18"/>
+          <w:highlight w:val="lightGray"/>
+        </w:rPr>
+        <w:t>From:</w:t>
+      </w:r>
+      <w:r>
+        <w:rPr>
+          <w:rFonts w:ascii="Arial" w:eastAsia="Arial" w:hAnsi="Arial" w:cs="Arial"/>
+          <w:color w:val="000000"/>
+          <w:sz w:val="18"/>
+          <w:highlight w:val="lightGray"/>
+        </w:rPr>
+        <w:t xml:space="preserve"> [Chatgpt (GPT</w:t>
+      </w:r>
+      <w:r>
+        <w:rPr>
+          <w:rFonts w:ascii="Arial" w:eastAsia="Arial" w:hAnsi="Arial" w:cs="Cambria Math"/>
+          <w:color w:val="000000"/>
+          <w:sz w:val="18"/>
+          <w:highlight w:val="lightGray"/>
         </w:rPr>
         <w:t>‑</w:t>
       </w:r>
       <w:r>
         <w:rPr>
-          <w:b/>
-          <w:sz w:val="14"/>
-          <w:szCs w:val="14"/>
-          <w:shd w:val="clear" w:color="auto" w:fill="B7B7B7"/>
-        </w:rPr>
-        <w:t>5 Mini) at [8/19/2025]</w:t>
+          <w:rFonts w:ascii="Arial" w:eastAsia="Arial" w:hAnsi="Arial" w:cs="Arial"/>
+          <w:color w:val="000000"/>
+          <w:sz w:val="18"/>
+          <w:highlight w:val="lightGray"/>
+        </w:rPr>
+        <w:t xml:space="preserve">5 Mini)] </w:t>
+      </w:r>
+      <w:r>
+        <w:rPr>
+          <w:rFonts w:ascii="Arial" w:eastAsia="Arial" w:hAnsi="Arial" w:cs="Arial"/>
+          <w:b/>
+          <w:color w:val="000000"/>
+          <w:sz w:val="18"/>
+          <w:highlight w:val="lightGray"/>
+        </w:rPr>
+        <w:t>on</w:t>
+      </w:r>
+      <w:r>
+        <w:rPr>
+          <w:rFonts w:ascii="Arial" w:eastAsia="Arial" w:hAnsi="Arial"/>
+          <w:sz w:val="18"/>
+          <w:highlight w:val="lightGray"/>
+        </w:rPr>
+        <w:t xml:space="preserve"> [8/19/2025]</w:t>
       </w:r>
     </w:p>
     <w:p>
@@ -827,7 +900,7 @@
           <w:ilvl w:val="0"/>
           <w:numId w:val="2"/>
         </w:numPr>
-        <w:spacing w:before="240"/>
+        <w:spacing w:before="240" w:after="0" w:line="276" w:lineRule="auto"/>
       </w:pPr>
       <w:r>
         <w:rPr>
@@ -855,6 +928,7 @@
           <w:ilvl w:val="1"/>
           <w:numId w:val="2"/>
         </w:numPr>
+        <w:spacing w:after="0" w:line="276" w:lineRule="auto"/>
         <w:rPr>
           <w:rFonts w:ascii="Roboto Mono" w:eastAsia="Roboto Mono" w:hAnsi="Roboto Mono" w:cs="Roboto Mono"/>
         </w:rPr>
@@ -886,13 +960,13 @@
           <w:ilvl w:val="0"/>
           <w:numId w:val="2"/>
         </w:numPr>
-      </w:pPr>
-      <w:r>
-        <w:rPr>
-          <w:rFonts w:ascii="Roboto Mono" w:eastAsia="Roboto Mono" w:hAnsi="Roboto Mono" w:cs="Roboto Mono"/>
-          <w:b/>
-        </w:rPr>
-        <w:lastRenderedPageBreak/>
+        <w:spacing w:after="0" w:line="276" w:lineRule="auto"/>
+      </w:pPr>
+      <w:r>
+        <w:rPr>
+          <w:rFonts w:ascii="Roboto Mono" w:eastAsia="Roboto Mono" w:hAnsi="Roboto Mono" w:cs="Roboto Mono"/>
+          <w:b/>
+        </w:rPr>
         <w:t>Defect Density</w:t>
       </w:r>
       <w:r>
@@ -914,7 +988,7 @@
           <w:ilvl w:val="1"/>
           <w:numId w:val="2"/>
         </w:numPr>
-        <w:spacing w:after="240"/>
+        <w:spacing w:after="240" w:line="276" w:lineRule="auto"/>
         <w:rPr>
           <w:rFonts w:ascii="Roboto Mono" w:eastAsia="Roboto Mono" w:hAnsi="Roboto Mono" w:cs="Roboto Mono"/>
         </w:rPr>
@@ -940,7 +1014,7 @@
           <w:noProof/>
         </w:rPr>
         <w:drawing>
-          <wp:inline distT="114300" distB="114300" distL="114300" distR="114300" wp14:anchorId="70981A19" wp14:editId="162E1C75">
+          <wp:inline distT="114300" distB="114300" distL="114300" distR="114300" wp14:anchorId="3FFACAF1" wp14:editId="134848D5">
             <wp:extent cx="4152900" cy="638175"/>
             <wp:effectExtent l="0" t="0" r="0" b="0"/>
             <wp:docPr id="1" name="image3.png"/>
@@ -985,7 +1059,7 @@
     </w:p>
     <w:p>
       <w:r>
-        <w:pict w14:anchorId="788F445C">
+        <w:pict w14:anchorId="5524A7C9">
           <v:rect id="_x0000_i1028" style="width:0;height:1.5pt" o:hralign="center" o:hrstd="t" o:hr="t" fillcolor="#a0a0a0" stroked="f"/>
         </w:pict>
       </w:r>
@@ -1008,51 +1082,77 @@
       </w:pPr>
       <w:r>
         <w:rPr>
-          <w:b/>
-          <w:shd w:val="clear" w:color="auto" w:fill="B7B7B7"/>
-        </w:rPr>
-        <w:t># Source</w:t>
-      </w:r>
-      <w:r>
-        <w:rPr>
-          <w:shd w:val="clear" w:color="auto" w:fill="B7B7B7"/>
-        </w:rPr>
-        <w:t xml:space="preserve">: </w:t>
-      </w:r>
-      <w:r>
-        <w:rPr>
-          <w:b/>
-          <w:shd w:val="clear" w:color="auto" w:fill="B7B7B7"/>
-        </w:rPr>
-        <w:t xml:space="preserve">Chatgpt </w:t>
-      </w:r>
-      <w:r>
-        <w:rPr>
-          <w:b/>
-          <w:sz w:val="14"/>
-          <w:szCs w:val="14"/>
-          <w:shd w:val="clear" w:color="auto" w:fill="B7B7B7"/>
-        </w:rPr>
-        <w:t>(GPT</w:t>
-      </w:r>
-      <w:r>
-        <w:rPr>
-          <w:rFonts w:ascii="Cambria Math" w:hAnsi="Cambria Math" w:cs="Cambria Math"/>
-          <w:b/>
-          <w:sz w:val="14"/>
-          <w:szCs w:val="14"/>
-          <w:shd w:val="clear" w:color="auto" w:fill="B7B7B7"/>
+          <w:rFonts w:ascii="Arial" w:eastAsia="Arial" w:hAnsi="Arial" w:cs="Arial"/>
+          <w:b/>
+          <w:color w:val="000000"/>
+          <w:sz w:val="18"/>
+          <w:highlight w:val="lightGray"/>
+        </w:rPr>
+        <w:t># Source: AI Source: Provided by: [Data Path</w:t>
+      </w:r>
+      <w:r>
+        <w:rPr>
+          <w:rFonts w:ascii="Arial" w:eastAsia="Arial" w:hAnsi="Arial" w:cs="Arial"/>
+          <w:color w:val="000000"/>
+          <w:sz w:val="18"/>
+          <w:highlight w:val="lightGray"/>
+        </w:rPr>
+        <w:t xml:space="preserve">: Persons Table -&gt; ID Column: 1, Name_En Column: Motasem Essam] -&gt; </w:t>
+      </w:r>
+      <w:r>
+        <w:rPr>
+          <w:rFonts w:ascii="Arial" w:eastAsia="Arial" w:hAnsi="Arial" w:cs="Arial"/>
+          <w:b/>
+          <w:color w:val="000000"/>
+          <w:sz w:val="18"/>
+          <w:highlight w:val="lightGray"/>
+        </w:rPr>
+        <w:t>From:</w:t>
+      </w:r>
+      <w:r>
+        <w:rPr>
+          <w:rFonts w:ascii="Arial" w:eastAsia="Arial" w:hAnsi="Arial" w:cs="Arial"/>
+          <w:color w:val="000000"/>
+          <w:sz w:val="18"/>
+          <w:highlight w:val="lightGray"/>
+        </w:rPr>
+        <w:t xml:space="preserve"> [Chatgpt (GPT</w:t>
+      </w:r>
+      <w:r>
+        <w:rPr>
+          <w:rFonts w:ascii="Arial" w:eastAsia="Arial" w:hAnsi="Arial" w:cs="Cambria Math"/>
+          <w:color w:val="000000"/>
+          <w:sz w:val="18"/>
+          <w:highlight w:val="lightGray"/>
         </w:rPr>
         <w:t>‑</w:t>
       </w:r>
       <w:r>
         <w:rPr>
-          <w:b/>
-          <w:sz w:val="14"/>
-          <w:szCs w:val="14"/>
-          <w:shd w:val="clear" w:color="auto" w:fill="B7B7B7"/>
-        </w:rPr>
-        <w:t>5 Mini) at [8/19/2025]</w:t>
+          <w:rFonts w:ascii="Arial" w:eastAsia="Arial" w:hAnsi="Arial" w:cs="Arial"/>
+          <w:color w:val="000000"/>
+          <w:sz w:val="18"/>
+          <w:highlight w:val="lightGray"/>
+        </w:rPr>
+        <w:t xml:space="preserve">5 Mini)] </w:t>
+      </w:r>
+      <w:r>
+        <w:rPr>
+          <w:rFonts w:ascii="Arial" w:eastAsia="Arial" w:hAnsi="Arial" w:cs="Arial"/>
+          <w:b/>
+          <w:color w:val="000000"/>
+          <w:sz w:val="18"/>
+          <w:highlight w:val="lightGray"/>
+        </w:rPr>
+        <w:t>on</w:t>
+      </w:r>
+      <w:r>
+        <w:rPr>
+          <w:rFonts w:ascii="Arial" w:eastAsia="Arial" w:hAnsi="Arial"/>
+          <w:sz w:val="18"/>
+          <w:highlight w:val="lightGray"/>
+        </w:rPr>
+        <w:t xml:space="preserve"> [8/19/2025]</w:t>
       </w:r>
     </w:p>
     <w:p>
@@ -1061,7 +1161,7 @@
           <w:ilvl w:val="0"/>
           <w:numId w:val="5"/>
         </w:numPr>
-        <w:spacing w:before="240"/>
+        <w:spacing w:before="240" w:after="0" w:line="276" w:lineRule="auto"/>
       </w:pPr>
       <w:r>
         <w:rPr>
@@ -1089,6 +1189,7 @@
           <w:ilvl w:val="0"/>
           <w:numId w:val="5"/>
         </w:numPr>
+        <w:spacing w:after="0" w:line="276" w:lineRule="auto"/>
       </w:pPr>
       <w:r>
         <w:rPr>
@@ -1116,6 +1217,7 @@
           <w:ilvl w:val="0"/>
           <w:numId w:val="5"/>
         </w:numPr>
+        <w:spacing w:after="0" w:line="276" w:lineRule="auto"/>
       </w:pPr>
       <w:r>
         <w:rPr>
@@ -1143,7 +1245,7 @@
           <w:ilvl w:val="1"/>
           <w:numId w:val="5"/>
         </w:numPr>
-        <w:spacing w:after="240"/>
+        <w:spacing w:after="240" w:line="276" w:lineRule="auto"/>
         <w:rPr>
           <w:rFonts w:ascii="Roboto Mono" w:eastAsia="Roboto Mono" w:hAnsi="Roboto Mono" w:cs="Roboto Mono"/>
         </w:rPr>
@@ -1168,7 +1270,7 @@
           <w:noProof/>
         </w:rPr>
         <w:drawing>
-          <wp:inline distT="114300" distB="114300" distL="114300" distR="114300" wp14:anchorId="02067339" wp14:editId="4C7F0675">
+          <wp:inline distT="114300" distB="114300" distL="114300" distR="114300" wp14:anchorId="571EDF94" wp14:editId="5674268D">
             <wp:extent cx="4381500" cy="552450"/>
             <wp:effectExtent l="0" t="0" r="0" b="0"/>
             <wp:docPr id="3" name="image1.png"/>
@@ -1215,7 +1317,7 @@
     </w:p>
     <w:p>
       <w:r>
-        <w:pict w14:anchorId="2B3E70BD">
+        <w:pict w14:anchorId="7A45AF9E">
           <v:rect id="_x0000_i1029" style="width:0;height:1.5pt" o:hralign="center" o:hrstd="t" o:hr="t" fillcolor="#a0a0a0" stroked="f"/>
         </w:pict>
       </w:r>
@@ -1242,51 +1344,77 @@
       </w:pPr>
       <w:r>
         <w:rPr>
-          <w:b/>
-          <w:shd w:val="clear" w:color="auto" w:fill="B7B7B7"/>
-        </w:rPr>
-        <w:t># Source</w:t>
-      </w:r>
-      <w:r>
-        <w:rPr>
-          <w:shd w:val="clear" w:color="auto" w:fill="B7B7B7"/>
-        </w:rPr>
-        <w:t xml:space="preserve">: </w:t>
-      </w:r>
-      <w:r>
-        <w:rPr>
-          <w:b/>
-          <w:shd w:val="clear" w:color="auto" w:fill="B7B7B7"/>
-        </w:rPr>
-        <w:t xml:space="preserve">Chatgpt </w:t>
-      </w:r>
-      <w:r>
-        <w:rPr>
-          <w:b/>
-          <w:sz w:val="14"/>
-          <w:szCs w:val="14"/>
-          <w:shd w:val="clear" w:color="auto" w:fill="B7B7B7"/>
-        </w:rPr>
-        <w:t>(GPT</w:t>
-      </w:r>
-      <w:r>
-        <w:rPr>
-          <w:rFonts w:ascii="Cambria Math" w:hAnsi="Cambria Math" w:cs="Cambria Math"/>
-          <w:b/>
-          <w:sz w:val="14"/>
-          <w:szCs w:val="14"/>
-          <w:shd w:val="clear" w:color="auto" w:fill="B7B7B7"/>
+          <w:rFonts w:ascii="Arial" w:eastAsia="Arial" w:hAnsi="Arial" w:cs="Arial"/>
+          <w:b/>
+          <w:color w:val="000000"/>
+          <w:sz w:val="18"/>
+          <w:highlight w:val="lightGray"/>
+        </w:rPr>
+        <w:t># Source: AI Source: Provided by: [Data Path</w:t>
+      </w:r>
+      <w:r>
+        <w:rPr>
+          <w:rFonts w:ascii="Arial" w:eastAsia="Arial" w:hAnsi="Arial" w:cs="Arial"/>
+          <w:color w:val="000000"/>
+          <w:sz w:val="18"/>
+          <w:highlight w:val="lightGray"/>
+        </w:rPr>
+        <w:t xml:space="preserve">: Persons Table -&gt; ID Column: 1, Name_En Column: Motasem Essam] -&gt; </w:t>
+      </w:r>
+      <w:r>
+        <w:rPr>
+          <w:rFonts w:ascii="Arial" w:eastAsia="Arial" w:hAnsi="Arial" w:cs="Arial"/>
+          <w:b/>
+          <w:color w:val="000000"/>
+          <w:sz w:val="18"/>
+          <w:highlight w:val="lightGray"/>
+        </w:rPr>
+        <w:t>From:</w:t>
+      </w:r>
+      <w:r>
+        <w:rPr>
+          <w:rFonts w:ascii="Arial" w:eastAsia="Arial" w:hAnsi="Arial" w:cs="Arial"/>
+          <w:color w:val="000000"/>
+          <w:sz w:val="18"/>
+          <w:highlight w:val="lightGray"/>
+        </w:rPr>
+        <w:t xml:space="preserve"> [Chatgpt (GPT</w:t>
+      </w:r>
+      <w:r>
+        <w:rPr>
+          <w:rFonts w:ascii="Arial" w:eastAsia="Arial" w:hAnsi="Arial" w:cs="Cambria Math"/>
+          <w:color w:val="000000"/>
+          <w:sz w:val="18"/>
+          <w:highlight w:val="lightGray"/>
         </w:rPr>
         <w:t>‑</w:t>
       </w:r>
       <w:r>
         <w:rPr>
-          <w:b/>
-          <w:sz w:val="14"/>
-          <w:szCs w:val="14"/>
-          <w:shd w:val="clear" w:color="auto" w:fill="B7B7B7"/>
-        </w:rPr>
-        <w:t>5 Mini) at [8/19/2025]</w:t>
+          <w:rFonts w:ascii="Arial" w:eastAsia="Arial" w:hAnsi="Arial" w:cs="Arial"/>
+          <w:color w:val="000000"/>
+          <w:sz w:val="18"/>
+          <w:highlight w:val="lightGray"/>
+        </w:rPr>
+        <w:t xml:space="preserve">5 Mini)] </w:t>
+      </w:r>
+      <w:r>
+        <w:rPr>
+          <w:rFonts w:ascii="Arial" w:eastAsia="Arial" w:hAnsi="Arial" w:cs="Arial"/>
+          <w:b/>
+          <w:color w:val="000000"/>
+          <w:sz w:val="18"/>
+          <w:highlight w:val="lightGray"/>
+        </w:rPr>
+        <w:t>on</w:t>
+      </w:r>
+      <w:r>
+        <w:rPr>
+          <w:rFonts w:ascii="Arial" w:eastAsia="Arial" w:hAnsi="Arial"/>
+          <w:sz w:val="18"/>
+          <w:highlight w:val="lightGray"/>
+        </w:rPr>
+        <w:t xml:space="preserve"> [8/19/2025]</w:t>
       </w:r>
     </w:p>
     <w:p>
@@ -1295,7 +1423,7 @@
           <w:ilvl w:val="0"/>
           <w:numId w:val="7"/>
         </w:numPr>
-        <w:spacing w:before="240"/>
+        <w:spacing w:before="240" w:after="0" w:line="276" w:lineRule="auto"/>
       </w:pPr>
       <w:r>
         <w:rPr>
@@ -1323,6 +1451,7 @@
           <w:ilvl w:val="0"/>
           <w:numId w:val="7"/>
         </w:numPr>
+        <w:spacing w:after="0" w:line="276" w:lineRule="auto"/>
       </w:pPr>
       <w:r>
         <w:rPr>
@@ -1350,14 +1479,13 @@
           <w:ilvl w:val="0"/>
           <w:numId w:val="7"/>
         </w:numPr>
-        <w:spacing w:after="240"/>
-      </w:pPr>
-      <w:r>
-        <w:rPr>
-          <w:rFonts w:ascii="Roboto Mono" w:eastAsia="Roboto Mono" w:hAnsi="Roboto Mono" w:cs="Roboto Mono"/>
-          <w:b/>
-        </w:rPr>
-        <w:lastRenderedPageBreak/>
+        <w:spacing w:after="240" w:line="276" w:lineRule="auto"/>
+      </w:pPr>
+      <w:r>
+        <w:rPr>
+          <w:rFonts w:ascii="Roboto Mono" w:eastAsia="Roboto Mono" w:hAnsi="Roboto Mono" w:cs="Roboto Mono"/>
+          <w:b/>
+        </w:rPr>
         <w:t>Task Completion Rate</w:t>
       </w:r>
       <w:r>
@@ -1375,7 +1503,7 @@
     </w:p>
     <w:p>
       <w:r>
-        <w:pict w14:anchorId="1577CB1E">
+        <w:pict w14:anchorId="5E6F4C4A">
           <v:rect id="_x0000_i1030" style="width:0;height:1.5pt" o:hralign="center" o:hrstd="t" o:hr="t" fillcolor="#a0a0a0" stroked="f"/>
         </w:pict>
       </w:r>
@@ -1402,51 +1530,77 @@
       </w:pPr>
       <w:r>
         <w:rPr>
-          <w:b/>
-          <w:shd w:val="clear" w:color="auto" w:fill="B7B7B7"/>
-        </w:rPr>
-        <w:t># Source</w:t>
-      </w:r>
-      <w:r>
-        <w:rPr>
-          <w:shd w:val="clear" w:color="auto" w:fill="B7B7B7"/>
-        </w:rPr>
-        <w:t xml:space="preserve">: </w:t>
-      </w:r>
-      <w:r>
-        <w:rPr>
-          <w:b/>
-          <w:shd w:val="clear" w:color="auto" w:fill="B7B7B7"/>
-        </w:rPr>
-        <w:t xml:space="preserve">Chatgpt </w:t>
-      </w:r>
-      <w:r>
-        <w:rPr>
-          <w:b/>
-          <w:sz w:val="14"/>
-          <w:szCs w:val="14"/>
-          <w:shd w:val="clear" w:color="auto" w:fill="B7B7B7"/>
-        </w:rPr>
-        <w:t>(GPT</w:t>
-      </w:r>
-      <w:r>
-        <w:rPr>
-          <w:rFonts w:ascii="Cambria Math" w:hAnsi="Cambria Math" w:cs="Cambria Math"/>
-          <w:b/>
-          <w:sz w:val="14"/>
-          <w:szCs w:val="14"/>
-          <w:shd w:val="clear" w:color="auto" w:fill="B7B7B7"/>
+          <w:rFonts w:ascii="Arial" w:eastAsia="Arial" w:hAnsi="Arial" w:cs="Arial"/>
+          <w:b/>
+          <w:color w:val="000000"/>
+          <w:sz w:val="18"/>
+          <w:highlight w:val="lightGray"/>
+        </w:rPr>
+        <w:t># Source: AI Source: Provided by: [Data Path</w:t>
+      </w:r>
+      <w:r>
+        <w:rPr>
+          <w:rFonts w:ascii="Arial" w:eastAsia="Arial" w:hAnsi="Arial" w:cs="Arial"/>
+          <w:color w:val="000000"/>
+          <w:sz w:val="18"/>
+          <w:highlight w:val="lightGray"/>
+        </w:rPr>
+        <w:t xml:space="preserve">: Persons Table -&gt; ID Column: 1, Name_En Column: Motasem Essam] -&gt; </w:t>
+      </w:r>
+      <w:r>
+        <w:rPr>
+          <w:rFonts w:ascii="Arial" w:eastAsia="Arial" w:hAnsi="Arial" w:cs="Arial"/>
+          <w:b/>
+          <w:color w:val="000000"/>
+          <w:sz w:val="18"/>
+          <w:highlight w:val="lightGray"/>
+        </w:rPr>
+        <w:t>From:</w:t>
+      </w:r>
+      <w:r>
+        <w:rPr>
+          <w:rFonts w:ascii="Arial" w:eastAsia="Arial" w:hAnsi="Arial" w:cs="Arial"/>
+          <w:color w:val="000000"/>
+          <w:sz w:val="18"/>
+          <w:highlight w:val="lightGray"/>
+        </w:rPr>
+        <w:t xml:space="preserve"> [Chatgpt (GPT</w:t>
+      </w:r>
+      <w:r>
+        <w:rPr>
+          <w:rFonts w:ascii="Arial" w:eastAsia="Arial" w:hAnsi="Arial" w:cs="Cambria Math"/>
+          <w:color w:val="000000"/>
+          <w:sz w:val="18"/>
+          <w:highlight w:val="lightGray"/>
         </w:rPr>
         <w:t>‑</w:t>
       </w:r>
       <w:r>
         <w:rPr>
-          <w:b/>
-          <w:sz w:val="14"/>
-          <w:szCs w:val="14"/>
-          <w:shd w:val="clear" w:color="auto" w:fill="B7B7B7"/>
-        </w:rPr>
-        <w:t>5 Mini) at [8/19/2025]</w:t>
+          <w:rFonts w:ascii="Arial" w:eastAsia="Arial" w:hAnsi="Arial" w:cs="Arial"/>
+          <w:color w:val="000000"/>
+          <w:sz w:val="18"/>
+          <w:highlight w:val="lightGray"/>
+        </w:rPr>
+        <w:t xml:space="preserve">5 Mini)] </w:t>
+      </w:r>
+      <w:r>
+        <w:rPr>
+          <w:rFonts w:ascii="Arial" w:eastAsia="Arial" w:hAnsi="Arial" w:cs="Arial"/>
+          <w:b/>
+          <w:color w:val="000000"/>
+          <w:sz w:val="18"/>
+          <w:highlight w:val="lightGray"/>
+        </w:rPr>
+        <w:t>on</w:t>
+      </w:r>
+      <w:r>
+        <w:rPr>
+          <w:rFonts w:ascii="Arial" w:eastAsia="Arial" w:hAnsi="Arial"/>
+          <w:sz w:val="18"/>
+          <w:highlight w:val="lightGray"/>
+        </w:rPr>
+        <w:t xml:space="preserve"> [8/19/2025]</w:t>
       </w:r>
     </w:p>
     <w:p>
@@ -1455,7 +1609,7 @@
           <w:ilvl w:val="0"/>
           <w:numId w:val="3"/>
         </w:numPr>
-        <w:spacing w:before="240"/>
+        <w:spacing w:before="240" w:after="0" w:line="276" w:lineRule="auto"/>
       </w:pPr>
       <w:r>
         <w:rPr>
@@ -1483,6 +1637,7 @@
           <w:ilvl w:val="0"/>
           <w:numId w:val="3"/>
         </w:numPr>
+        <w:spacing w:after="0" w:line="276" w:lineRule="auto"/>
       </w:pPr>
       <w:r>
         <w:rPr>
@@ -1510,7 +1665,7 @@
           <w:ilvl w:val="0"/>
           <w:numId w:val="3"/>
         </w:numPr>
-        <w:spacing w:after="240"/>
+        <w:spacing w:after="240" w:line="276" w:lineRule="auto"/>
       </w:pPr>
       <w:r>
         <w:rPr>
@@ -1534,7 +1689,7 @@
     </w:p>
     <w:p>
       <w:r>
-        <w:pict w14:anchorId="2FB80A2D">
+        <w:pict w14:anchorId="6ECE9184">
           <v:rect id="_x0000_i1031" style="width:0;height:1.5pt" o:hralign="center" o:hrstd="t" o:hr="t" fillcolor="#a0a0a0" stroked="f"/>
         </w:pict>
       </w:r>
@@ -1561,51 +1716,77 @@
       </w:pPr>
       <w:r>
         <w:rPr>
-          <w:b/>
-          <w:shd w:val="clear" w:color="auto" w:fill="B7B7B7"/>
-        </w:rPr>
-        <w:t># Source</w:t>
-      </w:r>
-      <w:r>
-        <w:rPr>
-          <w:shd w:val="clear" w:color="auto" w:fill="B7B7B7"/>
-        </w:rPr>
-        <w:t xml:space="preserve">: </w:t>
-      </w:r>
-      <w:r>
-        <w:rPr>
-          <w:b/>
-          <w:shd w:val="clear" w:color="auto" w:fill="B7B7B7"/>
-        </w:rPr>
-        <w:t xml:space="preserve">Chatgpt </w:t>
-      </w:r>
-      <w:r>
-        <w:rPr>
-          <w:b/>
-          <w:sz w:val="14"/>
-          <w:szCs w:val="14"/>
-          <w:shd w:val="clear" w:color="auto" w:fill="B7B7B7"/>
-        </w:rPr>
-        <w:t>(GPT</w:t>
-      </w:r>
-      <w:r>
-        <w:rPr>
-          <w:rFonts w:ascii="Cambria Math" w:hAnsi="Cambria Math" w:cs="Cambria Math"/>
-          <w:b/>
-          <w:sz w:val="14"/>
-          <w:szCs w:val="14"/>
-          <w:shd w:val="clear" w:color="auto" w:fill="B7B7B7"/>
+          <w:rFonts w:ascii="Arial" w:eastAsia="Arial" w:hAnsi="Arial" w:cs="Arial"/>
+          <w:b/>
+          <w:color w:val="000000"/>
+          <w:sz w:val="18"/>
+          <w:highlight w:val="lightGray"/>
+        </w:rPr>
+        <w:t># Source: AI Source: Provided by: [Data Path</w:t>
+      </w:r>
+      <w:r>
+        <w:rPr>
+          <w:rFonts w:ascii="Arial" w:eastAsia="Arial" w:hAnsi="Arial" w:cs="Arial"/>
+          <w:color w:val="000000"/>
+          <w:sz w:val="18"/>
+          <w:highlight w:val="lightGray"/>
+        </w:rPr>
+        <w:t xml:space="preserve">: Persons Table -&gt; ID Column: 1, Name_En Column: Motasem Essam] -&gt; </w:t>
+      </w:r>
+      <w:r>
+        <w:rPr>
+          <w:rFonts w:ascii="Arial" w:eastAsia="Arial" w:hAnsi="Arial" w:cs="Arial"/>
+          <w:b/>
+          <w:color w:val="000000"/>
+          <w:sz w:val="18"/>
+          <w:highlight w:val="lightGray"/>
+        </w:rPr>
+        <w:t>From:</w:t>
+      </w:r>
+      <w:r>
+        <w:rPr>
+          <w:rFonts w:ascii="Arial" w:eastAsia="Arial" w:hAnsi="Arial" w:cs="Arial"/>
+          <w:color w:val="000000"/>
+          <w:sz w:val="18"/>
+          <w:highlight w:val="lightGray"/>
+        </w:rPr>
+        <w:t xml:space="preserve"> [Chatgpt (GPT</w:t>
+      </w:r>
+      <w:r>
+        <w:rPr>
+          <w:rFonts w:ascii="Arial" w:eastAsia="Arial" w:hAnsi="Arial" w:cs="Cambria Math"/>
+          <w:color w:val="000000"/>
+          <w:sz w:val="18"/>
+          <w:highlight w:val="lightGray"/>
         </w:rPr>
         <w:t>‑</w:t>
       </w:r>
       <w:r>
         <w:rPr>
-          <w:b/>
-          <w:sz w:val="14"/>
-          <w:szCs w:val="14"/>
-          <w:shd w:val="clear" w:color="auto" w:fill="B7B7B7"/>
-        </w:rPr>
-        <w:t>5 Mini) at [8/19/2025]</w:t>
+          <w:rFonts w:ascii="Arial" w:eastAsia="Arial" w:hAnsi="Arial" w:cs="Arial"/>
+          <w:color w:val="000000"/>
+          <w:sz w:val="18"/>
+          <w:highlight w:val="lightGray"/>
+        </w:rPr>
+        <w:t xml:space="preserve">5 Mini)] </w:t>
+      </w:r>
+      <w:r>
+        <w:rPr>
+          <w:rFonts w:ascii="Arial" w:eastAsia="Arial" w:hAnsi="Arial" w:cs="Arial"/>
+          <w:b/>
+          <w:color w:val="000000"/>
+          <w:sz w:val="18"/>
+          <w:highlight w:val="lightGray"/>
+        </w:rPr>
+        <w:t>on</w:t>
+      </w:r>
+      <w:r>
+        <w:rPr>
+          <w:rFonts w:ascii="Arial" w:eastAsia="Arial" w:hAnsi="Arial"/>
+          <w:sz w:val="18"/>
+          <w:highlight w:val="lightGray"/>
+        </w:rPr>
+        <w:t xml:space="preserve"> [8/19/2025]</w:t>
       </w:r>
     </w:p>
     <w:p>
@@ -1614,7 +1795,7 @@
           <w:ilvl w:val="0"/>
           <w:numId w:val="9"/>
         </w:numPr>
-        <w:spacing w:before="240"/>
+        <w:spacing w:before="240" w:after="0" w:line="276" w:lineRule="auto"/>
       </w:pPr>
       <w:r>
         <w:rPr>
@@ -1642,6 +1823,7 @@
           <w:ilvl w:val="0"/>
           <w:numId w:val="9"/>
         </w:numPr>
+        <w:spacing w:after="0" w:line="276" w:lineRule="auto"/>
       </w:pPr>
       <w:r>
         <w:rPr>
@@ -1669,7 +1851,7 @@
           <w:ilvl w:val="0"/>
           <w:numId w:val="9"/>
         </w:numPr>
-        <w:spacing w:after="240"/>
+        <w:spacing w:after="240" w:line="276" w:lineRule="auto"/>
       </w:pPr>
       <w:r>
         <w:rPr>
@@ -1690,7 +1872,7 @@
     </w:p>
     <w:p>
       <w:r>
-        <w:pict w14:anchorId="426B36BD">
+        <w:pict w14:anchorId="05B15E9B">
           <v:rect id="_x0000_i1032" style="width:0;height:1.5pt" o:hralign="center" o:hrstd="t" o:hr="t" fillcolor="#a0a0a0" stroked="f"/>
         </w:pict>
       </w:r>
@@ -1717,51 +1899,77 @@
       </w:pPr>
       <w:r>
         <w:rPr>
-          <w:b/>
-          <w:shd w:val="clear" w:color="auto" w:fill="B7B7B7"/>
-        </w:rPr>
-        <w:t># Source</w:t>
-      </w:r>
-      <w:r>
-        <w:rPr>
-          <w:shd w:val="clear" w:color="auto" w:fill="B7B7B7"/>
-        </w:rPr>
-        <w:t xml:space="preserve">: </w:t>
-      </w:r>
-      <w:r>
-        <w:rPr>
-          <w:b/>
-          <w:shd w:val="clear" w:color="auto" w:fill="B7B7B7"/>
-        </w:rPr>
-        <w:t xml:space="preserve">Chatgpt </w:t>
-      </w:r>
-      <w:r>
-        <w:rPr>
-          <w:b/>
-          <w:sz w:val="14"/>
-          <w:szCs w:val="14"/>
-          <w:shd w:val="clear" w:color="auto" w:fill="B7B7B7"/>
-        </w:rPr>
-        <w:t>(GPT</w:t>
-      </w:r>
-      <w:r>
-        <w:rPr>
-          <w:rFonts w:ascii="Cambria Math" w:hAnsi="Cambria Math" w:cs="Cambria Math"/>
-          <w:b/>
-          <w:sz w:val="14"/>
-          <w:szCs w:val="14"/>
-          <w:shd w:val="clear" w:color="auto" w:fill="B7B7B7"/>
+          <w:rFonts w:ascii="Arial" w:eastAsia="Arial" w:hAnsi="Arial" w:cs="Arial"/>
+          <w:b/>
+          <w:color w:val="000000"/>
+          <w:sz w:val="18"/>
+          <w:highlight w:val="lightGray"/>
+        </w:rPr>
+        <w:t># Source: AI Source: Provided by: [Data Path</w:t>
+      </w:r>
+      <w:r>
+        <w:rPr>
+          <w:rFonts w:ascii="Arial" w:eastAsia="Arial" w:hAnsi="Arial" w:cs="Arial"/>
+          <w:color w:val="000000"/>
+          <w:sz w:val="18"/>
+          <w:highlight w:val="lightGray"/>
+        </w:rPr>
+        <w:t xml:space="preserve">: Persons Table -&gt; ID Column: 1, Name_En Column: Motasem Essam] -&gt; </w:t>
+      </w:r>
+      <w:r>
+        <w:rPr>
+          <w:rFonts w:ascii="Arial" w:eastAsia="Arial" w:hAnsi="Arial" w:cs="Arial"/>
+          <w:b/>
+          <w:color w:val="000000"/>
+          <w:sz w:val="18"/>
+          <w:highlight w:val="lightGray"/>
+        </w:rPr>
+        <w:t>From:</w:t>
+      </w:r>
+      <w:r>
+        <w:rPr>
+          <w:rFonts w:ascii="Arial" w:eastAsia="Arial" w:hAnsi="Arial" w:cs="Arial"/>
+          <w:color w:val="000000"/>
+          <w:sz w:val="18"/>
+          <w:highlight w:val="lightGray"/>
+        </w:rPr>
+        <w:t xml:space="preserve"> [Chatgpt (GPT</w:t>
+      </w:r>
+      <w:r>
+        <w:rPr>
+          <w:rFonts w:ascii="Arial" w:eastAsia="Arial" w:hAnsi="Arial" w:cs="Cambria Math"/>
+          <w:color w:val="000000"/>
+          <w:sz w:val="18"/>
+          <w:highlight w:val="lightGray"/>
         </w:rPr>
         <w:t>‑</w:t>
       </w:r>
       <w:r>
         <w:rPr>
-          <w:b/>
-          <w:sz w:val="14"/>
-          <w:szCs w:val="14"/>
-          <w:shd w:val="clear" w:color="auto" w:fill="B7B7B7"/>
-        </w:rPr>
-        <w:t>5 Mini) at [8/19/2025]</w:t>
+          <w:rFonts w:ascii="Arial" w:eastAsia="Arial" w:hAnsi="Arial" w:cs="Arial"/>
+          <w:color w:val="000000"/>
+          <w:sz w:val="18"/>
+          <w:highlight w:val="lightGray"/>
+        </w:rPr>
+        <w:t xml:space="preserve">5 Mini)] </w:t>
+      </w:r>
+      <w:r>
+        <w:rPr>
+          <w:rFonts w:ascii="Arial" w:eastAsia="Arial" w:hAnsi="Arial" w:cs="Arial"/>
+          <w:b/>
+          <w:color w:val="000000"/>
+          <w:sz w:val="18"/>
+          <w:highlight w:val="lightGray"/>
+        </w:rPr>
+        <w:t>on</w:t>
+      </w:r>
+      <w:r>
+        <w:rPr>
+          <w:rFonts w:ascii="Arial" w:eastAsia="Arial" w:hAnsi="Arial"/>
+          <w:sz w:val="18"/>
+          <w:highlight w:val="lightGray"/>
+        </w:rPr>
+        <w:t xml:space="preserve"> [8/19/2025]</w:t>
       </w:r>
     </w:p>
     <w:p>
@@ -1770,7 +1978,7 @@
           <w:ilvl w:val="0"/>
           <w:numId w:val="10"/>
         </w:numPr>
-        <w:spacing w:before="240"/>
+        <w:spacing w:before="240" w:after="0" w:line="276" w:lineRule="auto"/>
       </w:pPr>
       <w:r>
         <w:rPr>
@@ -1798,7 +2006,7 @@
           <w:ilvl w:val="0"/>
           <w:numId w:val="10"/>
         </w:numPr>
-        <w:spacing w:after="240"/>
+        <w:spacing w:after="240" w:line="276" w:lineRule="auto"/>
       </w:pPr>
       <w:r>
         <w:rPr>
@@ -1822,7 +2030,7 @@
     </w:p>
     <w:p>
       <w:r>
-        <w:pict w14:anchorId="261FDB0F">
+        <w:pict w14:anchorId="00871849">
           <v:rect id="_x0000_i1033" style="width:0;height:1.5pt" o:hralign="center" o:hrstd="t" o:hr="t" fillcolor="#a0a0a0" stroked="f"/>
         </w:pict>
       </w:r>
@@ -1849,51 +2057,77 @@
       </w:pPr>
       <w:r>
         <w:rPr>
-          <w:b/>
-          <w:shd w:val="clear" w:color="auto" w:fill="B7B7B7"/>
-        </w:rPr>
-        <w:t># Source</w:t>
-      </w:r>
-      <w:r>
-        <w:rPr>
-          <w:shd w:val="clear" w:color="auto" w:fill="B7B7B7"/>
-        </w:rPr>
-        <w:t xml:space="preserve">: </w:t>
-      </w:r>
-      <w:r>
-        <w:rPr>
-          <w:b/>
-          <w:shd w:val="clear" w:color="auto" w:fill="B7B7B7"/>
-        </w:rPr>
-        <w:t xml:space="preserve">Chatgpt </w:t>
-      </w:r>
-      <w:r>
-        <w:rPr>
-          <w:b/>
-          <w:sz w:val="14"/>
-          <w:szCs w:val="14"/>
-          <w:shd w:val="clear" w:color="auto" w:fill="B7B7B7"/>
-        </w:rPr>
-        <w:t>(GPT</w:t>
-      </w:r>
-      <w:r>
-        <w:rPr>
-          <w:rFonts w:ascii="Cambria Math" w:hAnsi="Cambria Math" w:cs="Cambria Math"/>
-          <w:b/>
-          <w:sz w:val="14"/>
-          <w:szCs w:val="14"/>
-          <w:shd w:val="clear" w:color="auto" w:fill="B7B7B7"/>
+          <w:rFonts w:ascii="Arial" w:eastAsia="Arial" w:hAnsi="Arial" w:cs="Arial"/>
+          <w:b/>
+          <w:color w:val="000000"/>
+          <w:sz w:val="18"/>
+          <w:highlight w:val="lightGray"/>
+        </w:rPr>
+        <w:t># Source: AI Source: Provided by: [Data Path</w:t>
+      </w:r>
+      <w:r>
+        <w:rPr>
+          <w:rFonts w:ascii="Arial" w:eastAsia="Arial" w:hAnsi="Arial" w:cs="Arial"/>
+          <w:color w:val="000000"/>
+          <w:sz w:val="18"/>
+          <w:highlight w:val="lightGray"/>
+        </w:rPr>
+        <w:t xml:space="preserve">: Persons Table -&gt; ID Column: 1, Name_En Column: Motasem Essam] -&gt; </w:t>
+      </w:r>
+      <w:r>
+        <w:rPr>
+          <w:rFonts w:ascii="Arial" w:eastAsia="Arial" w:hAnsi="Arial" w:cs="Arial"/>
+          <w:b/>
+          <w:color w:val="000000"/>
+          <w:sz w:val="18"/>
+          <w:highlight w:val="lightGray"/>
+        </w:rPr>
+        <w:t>From:</w:t>
+      </w:r>
+      <w:r>
+        <w:rPr>
+          <w:rFonts w:ascii="Arial" w:eastAsia="Arial" w:hAnsi="Arial" w:cs="Arial"/>
+          <w:color w:val="000000"/>
+          <w:sz w:val="18"/>
+          <w:highlight w:val="lightGray"/>
+        </w:rPr>
+        <w:t xml:space="preserve"> [Chatgpt (GPT</w:t>
+      </w:r>
+      <w:r>
+        <w:rPr>
+          <w:rFonts w:ascii="Arial" w:eastAsia="Arial" w:hAnsi="Arial" w:cs="Cambria Math"/>
+          <w:color w:val="000000"/>
+          <w:sz w:val="18"/>
+          <w:highlight w:val="lightGray"/>
         </w:rPr>
         <w:t>‑</w:t>
       </w:r>
       <w:r>
         <w:rPr>
-          <w:b/>
-          <w:sz w:val="14"/>
-          <w:szCs w:val="14"/>
-          <w:shd w:val="clear" w:color="auto" w:fill="B7B7B7"/>
-        </w:rPr>
-        <w:t>5 Mini) at [8/19/2025]</w:t>
+          <w:rFonts w:ascii="Arial" w:eastAsia="Arial" w:hAnsi="Arial" w:cs="Arial"/>
+          <w:color w:val="000000"/>
+          <w:sz w:val="18"/>
+          <w:highlight w:val="lightGray"/>
+        </w:rPr>
+        <w:t xml:space="preserve">5 Mini)] </w:t>
+      </w:r>
+      <w:r>
+        <w:rPr>
+          <w:rFonts w:ascii="Arial" w:eastAsia="Arial" w:hAnsi="Arial" w:cs="Arial"/>
+          <w:b/>
+          <w:color w:val="000000"/>
+          <w:sz w:val="18"/>
+          <w:highlight w:val="lightGray"/>
+        </w:rPr>
+        <w:t>on</w:t>
+      </w:r>
+      <w:r>
+        <w:rPr>
+          <w:rFonts w:ascii="Arial" w:eastAsia="Arial" w:hAnsi="Arial"/>
+          <w:sz w:val="18"/>
+          <w:highlight w:val="lightGray"/>
+        </w:rPr>
+        <w:t xml:space="preserve"> [8/19/2025]</w:t>
       </w:r>
     </w:p>
     <w:p>
@@ -1902,14 +2136,13 @@
           <w:ilvl w:val="0"/>
           <w:numId w:val="11"/>
         </w:numPr>
-        <w:spacing w:before="240"/>
-      </w:pPr>
-      <w:r>
-        <w:rPr>
-          <w:rFonts w:ascii="Roboto Mono" w:eastAsia="Roboto Mono" w:hAnsi="Roboto Mono" w:cs="Roboto Mono"/>
-          <w:b/>
-        </w:rPr>
-        <w:lastRenderedPageBreak/>
+        <w:spacing w:before="240" w:after="0" w:line="276" w:lineRule="auto"/>
+      </w:pPr>
+      <w:r>
+        <w:rPr>
+          <w:rFonts w:ascii="Roboto Mono" w:eastAsia="Roboto Mono" w:hAnsi="Roboto Mono" w:cs="Roboto Mono"/>
+          <w:b/>
+        </w:rPr>
         <w:t>Number of Vulnerabilities</w:t>
       </w:r>
       <w:r>
@@ -1931,6 +2164,7 @@
           <w:ilvl w:val="0"/>
           <w:numId w:val="11"/>
         </w:numPr>
+        <w:spacing w:after="0" w:line="276" w:lineRule="auto"/>
       </w:pPr>
       <w:r>
         <w:rPr>
@@ -1958,7 +2192,7 @@
           <w:ilvl w:val="0"/>
           <w:numId w:val="11"/>
         </w:numPr>
-        <w:spacing w:after="240"/>
+        <w:spacing w:after="240" w:line="276" w:lineRule="auto"/>
       </w:pPr>
       <w:r>
         <w:rPr>
@@ -1982,7 +2216,7 @@
     </w:p>
     <w:p>
       <w:r>
-        <w:pict w14:anchorId="2F23A598">
+        <w:pict w14:anchorId="59BB4FEE">
           <v:rect id="_x0000_i1034" style="width:0;height:1.5pt" o:hralign="center" o:hrstd="t" o:hr="t" fillcolor="#a0a0a0" stroked="f"/>
         </w:pict>
       </w:r>
@@ -2013,51 +2247,77 @@
       </w:pPr>
       <w:r>
         <w:rPr>
-          <w:b/>
-          <w:shd w:val="clear" w:color="auto" w:fill="B7B7B7"/>
-        </w:rPr>
-        <w:t># Source</w:t>
-      </w:r>
-      <w:r>
-        <w:rPr>
-          <w:shd w:val="clear" w:color="auto" w:fill="B7B7B7"/>
-        </w:rPr>
-        <w:t xml:space="preserve">: </w:t>
-      </w:r>
-      <w:r>
-        <w:rPr>
-          <w:b/>
-          <w:shd w:val="clear" w:color="auto" w:fill="B7B7B7"/>
-        </w:rPr>
-        <w:t xml:space="preserve">Chatgpt </w:t>
-      </w:r>
-      <w:r>
-        <w:rPr>
-          <w:b/>
-          <w:sz w:val="14"/>
-          <w:szCs w:val="14"/>
-          <w:shd w:val="clear" w:color="auto" w:fill="B7B7B7"/>
-        </w:rPr>
-        <w:t>(GPT</w:t>
-      </w:r>
-      <w:r>
-        <w:rPr>
-          <w:rFonts w:ascii="Cambria Math" w:hAnsi="Cambria Math" w:cs="Cambria Math"/>
-          <w:b/>
-          <w:sz w:val="14"/>
-          <w:szCs w:val="14"/>
-          <w:shd w:val="clear" w:color="auto" w:fill="B7B7B7"/>
+          <w:rFonts w:ascii="Arial" w:eastAsia="Arial" w:hAnsi="Arial" w:cs="Arial"/>
+          <w:b/>
+          <w:color w:val="000000"/>
+          <w:sz w:val="18"/>
+          <w:highlight w:val="lightGray"/>
+        </w:rPr>
+        <w:t># Source: AI Source: Provided by: [Data Path</w:t>
+      </w:r>
+      <w:r>
+        <w:rPr>
+          <w:rFonts w:ascii="Arial" w:eastAsia="Arial" w:hAnsi="Arial" w:cs="Arial"/>
+          <w:color w:val="000000"/>
+          <w:sz w:val="18"/>
+          <w:highlight w:val="lightGray"/>
+        </w:rPr>
+        <w:t xml:space="preserve">: Persons Table -&gt; ID Column: 1, Name_En Column: Motasem Essam] -&gt; </w:t>
+      </w:r>
+      <w:r>
+        <w:rPr>
+          <w:rFonts w:ascii="Arial" w:eastAsia="Arial" w:hAnsi="Arial" w:cs="Arial"/>
+          <w:b/>
+          <w:color w:val="000000"/>
+          <w:sz w:val="18"/>
+          <w:highlight w:val="lightGray"/>
+        </w:rPr>
+        <w:t>From:</w:t>
+      </w:r>
+      <w:r>
+        <w:rPr>
+          <w:rFonts w:ascii="Arial" w:eastAsia="Arial" w:hAnsi="Arial" w:cs="Arial"/>
+          <w:color w:val="000000"/>
+          <w:sz w:val="18"/>
+          <w:highlight w:val="lightGray"/>
+        </w:rPr>
+        <w:t xml:space="preserve"> [Chatgpt (GPT</w:t>
+      </w:r>
+      <w:r>
+        <w:rPr>
+          <w:rFonts w:ascii="Arial" w:eastAsia="Arial" w:hAnsi="Arial" w:cs="Cambria Math"/>
+          <w:color w:val="000000"/>
+          <w:sz w:val="18"/>
+          <w:highlight w:val="lightGray"/>
         </w:rPr>
         <w:t>‑</w:t>
       </w:r>
       <w:r>
         <w:rPr>
-          <w:b/>
-          <w:sz w:val="14"/>
-          <w:szCs w:val="14"/>
-          <w:shd w:val="clear" w:color="auto" w:fill="B7B7B7"/>
-        </w:rPr>
-        <w:t>5 Mini) at [8/19/2025]</w:t>
+          <w:rFonts w:ascii="Arial" w:eastAsia="Arial" w:hAnsi="Arial" w:cs="Arial"/>
+          <w:color w:val="000000"/>
+          <w:sz w:val="18"/>
+          <w:highlight w:val="lightGray"/>
+        </w:rPr>
+        <w:t xml:space="preserve">5 Mini)] </w:t>
+      </w:r>
+      <w:r>
+        <w:rPr>
+          <w:rFonts w:ascii="Arial" w:eastAsia="Arial" w:hAnsi="Arial" w:cs="Arial"/>
+          <w:b/>
+          <w:color w:val="000000"/>
+          <w:sz w:val="18"/>
+          <w:highlight w:val="lightGray"/>
+        </w:rPr>
+        <w:t>on</w:t>
+      </w:r>
+      <w:r>
+        <w:rPr>
+          <w:rFonts w:ascii="Arial" w:eastAsia="Arial" w:hAnsi="Arial"/>
+          <w:sz w:val="18"/>
+          <w:highlight w:val="lightGray"/>
+        </w:rPr>
+        <w:t xml:space="preserve"> [8/19/2025]</w:t>
       </w:r>
     </w:p>
     <w:p>
@@ -2093,7 +2353,7 @@
           <w:ilvl w:val="0"/>
           <w:numId w:val="4"/>
         </w:numPr>
-        <w:spacing w:before="240"/>
+        <w:spacing w:before="240" w:after="0" w:line="276" w:lineRule="auto"/>
       </w:pPr>
       <w:r>
         <w:rPr>
@@ -2121,6 +2381,7 @@
           <w:ilvl w:val="0"/>
           <w:numId w:val="4"/>
         </w:numPr>
+        <w:spacing w:after="0" w:line="276" w:lineRule="auto"/>
       </w:pPr>
       <w:r>
         <w:rPr>
@@ -2148,6 +2409,7 @@
           <w:ilvl w:val="0"/>
           <w:numId w:val="4"/>
         </w:numPr>
+        <w:spacing w:after="0" w:line="276" w:lineRule="auto"/>
       </w:pPr>
       <w:r>
         <w:rPr>
@@ -2175,6 +2437,7 @@
           <w:ilvl w:val="0"/>
           <w:numId w:val="4"/>
         </w:numPr>
+        <w:spacing w:after="0" w:line="276" w:lineRule="auto"/>
       </w:pPr>
       <w:r>
         <w:rPr>
@@ -2202,7 +2465,7 @@
           <w:ilvl w:val="0"/>
           <w:numId w:val="4"/>
         </w:numPr>
-        <w:spacing w:after="240"/>
+        <w:spacing w:after="240" w:line="276" w:lineRule="auto"/>
       </w:pPr>
       <w:r>
         <w:rPr>
@@ -2253,7 +2516,7 @@
     </w:p>
     <w:p>
       <w:r>
-        <w:pict w14:anchorId="05947537">
+        <w:pict w14:anchorId="01F64C23">
           <v:rect id="_x0000_i1035" style="width:0;height:1.5pt" o:hralign="center" o:hrstd="t" o:hr="t" fillcolor="#a0a0a0" stroked="f"/>
         </w:pict>
       </w:r>
@@ -2295,7 +2558,7 @@
         </w:rPr>
       </w:pPr>
       <w:r>
-        <w:pict w14:anchorId="2B616CEA">
+        <w:pict w14:anchorId="60D37E27">
           <v:rect id="_x0000_i1036" style="width:0;height:1.5pt" o:hralign="center" o:hrstd="t" o:hr="t" fillcolor="#a0a0a0" stroked="f"/>
         </w:pict>
       </w:r>
@@ -2321,51 +2584,77 @@
       </w:pPr>
       <w:r>
         <w:rPr>
-          <w:b/>
-          <w:shd w:val="clear" w:color="auto" w:fill="B7B7B7"/>
-        </w:rPr>
-        <w:t># Source</w:t>
-      </w:r>
-      <w:r>
-        <w:rPr>
-          <w:shd w:val="clear" w:color="auto" w:fill="B7B7B7"/>
-        </w:rPr>
-        <w:t xml:space="preserve">: </w:t>
-      </w:r>
-      <w:r>
-        <w:rPr>
-          <w:b/>
-          <w:shd w:val="clear" w:color="auto" w:fill="B7B7B7"/>
-        </w:rPr>
-        <w:t xml:space="preserve">Chatgpt </w:t>
-      </w:r>
-      <w:r>
-        <w:rPr>
-          <w:b/>
-          <w:sz w:val="14"/>
-          <w:szCs w:val="14"/>
-          <w:shd w:val="clear" w:color="auto" w:fill="B7B7B7"/>
-        </w:rPr>
-        <w:t>(GPT</w:t>
-      </w:r>
-      <w:r>
-        <w:rPr>
-          <w:rFonts w:ascii="Cambria Math" w:hAnsi="Cambria Math" w:cs="Cambria Math"/>
-          <w:b/>
-          <w:sz w:val="14"/>
-          <w:szCs w:val="14"/>
-          <w:shd w:val="clear" w:color="auto" w:fill="B7B7B7"/>
+          <w:rFonts w:ascii="Arial" w:eastAsia="Arial" w:hAnsi="Arial" w:cs="Arial"/>
+          <w:b/>
+          <w:color w:val="000000"/>
+          <w:sz w:val="18"/>
+          <w:highlight w:val="lightGray"/>
+        </w:rPr>
+        <w:t># Source: AI Source: Provided by: [Data Path</w:t>
+      </w:r>
+      <w:r>
+        <w:rPr>
+          <w:rFonts w:ascii="Arial" w:eastAsia="Arial" w:hAnsi="Arial" w:cs="Arial"/>
+          <w:color w:val="000000"/>
+          <w:sz w:val="18"/>
+          <w:highlight w:val="lightGray"/>
+        </w:rPr>
+        <w:t xml:space="preserve">: Persons Table -&gt; ID Column: 1, Name_En Column: Motasem Essam] -&gt; </w:t>
+      </w:r>
+      <w:r>
+        <w:rPr>
+          <w:rFonts w:ascii="Arial" w:eastAsia="Arial" w:hAnsi="Arial" w:cs="Arial"/>
+          <w:b/>
+          <w:color w:val="000000"/>
+          <w:sz w:val="18"/>
+          <w:highlight w:val="lightGray"/>
+        </w:rPr>
+        <w:t>From:</w:t>
+      </w:r>
+      <w:r>
+        <w:rPr>
+          <w:rFonts w:ascii="Arial" w:eastAsia="Arial" w:hAnsi="Arial" w:cs="Arial"/>
+          <w:color w:val="000000"/>
+          <w:sz w:val="18"/>
+          <w:highlight w:val="lightGray"/>
+        </w:rPr>
+        <w:t xml:space="preserve"> [Chatgpt (GPT</w:t>
+      </w:r>
+      <w:r>
+        <w:rPr>
+          <w:rFonts w:ascii="Arial" w:eastAsia="Arial" w:hAnsi="Arial" w:cs="Cambria Math"/>
+          <w:color w:val="000000"/>
+          <w:sz w:val="18"/>
+          <w:highlight w:val="lightGray"/>
         </w:rPr>
         <w:t>‑</w:t>
       </w:r>
       <w:r>
         <w:rPr>
-          <w:b/>
-          <w:sz w:val="14"/>
-          <w:szCs w:val="14"/>
-          <w:shd w:val="clear" w:color="auto" w:fill="B7B7B7"/>
-        </w:rPr>
-        <w:t>5 Mini) at [8/19/2025]</w:t>
+          <w:rFonts w:ascii="Arial" w:eastAsia="Arial" w:hAnsi="Arial" w:cs="Arial"/>
+          <w:color w:val="000000"/>
+          <w:sz w:val="18"/>
+          <w:highlight w:val="lightGray"/>
+        </w:rPr>
+        <w:t xml:space="preserve">5 Mini)] </w:t>
+      </w:r>
+      <w:r>
+        <w:rPr>
+          <w:rFonts w:ascii="Arial" w:eastAsia="Arial" w:hAnsi="Arial" w:cs="Arial"/>
+          <w:b/>
+          <w:color w:val="000000"/>
+          <w:sz w:val="18"/>
+          <w:highlight w:val="lightGray"/>
+        </w:rPr>
+        <w:t>on</w:t>
+      </w:r>
+      <w:r>
+        <w:rPr>
+          <w:rFonts w:ascii="Arial" w:eastAsia="Arial" w:hAnsi="Arial"/>
+          <w:sz w:val="18"/>
+          <w:highlight w:val="lightGray"/>
+        </w:rPr>
+        <w:t xml:space="preserve"> [8/19/2025]</w:t>
       </w:r>
     </w:p>
     <w:p>
@@ -2373,9 +2662,8 @@
         <w:rPr>
           <w:noProof/>
         </w:rPr>
-        <w:lastRenderedPageBreak/>
         <w:drawing>
-          <wp:inline distT="114300" distB="114300" distL="114300" distR="114300" wp14:anchorId="40278B8D" wp14:editId="482170EC">
+          <wp:inline distT="114300" distB="114300" distL="114300" distR="114300" wp14:anchorId="40F7DDBE" wp14:editId="000298CB">
             <wp:extent cx="5943600" cy="4254500"/>
             <wp:effectExtent l="0" t="0" r="0" b="0"/>
             <wp:docPr id="2" name="image4.png"/>
@@ -2416,9 +2704,8 @@
         <w:rPr>
           <w:noProof/>
         </w:rPr>
-        <w:lastRenderedPageBreak/>
         <w:drawing>
-          <wp:inline distT="114300" distB="114300" distL="114300" distR="114300" wp14:anchorId="45F5D943" wp14:editId="039CBCC8">
+          <wp:inline distT="114300" distB="114300" distL="114300" distR="114300" wp14:anchorId="7EAC6441" wp14:editId="368F20E1">
             <wp:extent cx="5943600" cy="4978400"/>
             <wp:effectExtent l="0" t="0" r="0" b="0"/>
             <wp:docPr id="4" name="image5.png"/>
@@ -4337,7 +4624,7 @@
     <w:p/>
     <w:p>
       <w:r>
-        <w:pict w14:anchorId="539C0DBF">
+        <w:pict w14:anchorId="2C9B9B27">
           <v:rect id="_x0000_i1037" style="width:0;height:1.5pt" o:hralign="center" o:hrstd="t" o:hr="t" fillcolor="#a0a0a0" stroked="f"/>
         </w:pict>
       </w:r>
@@ -4362,51 +4649,77 @@
       </w:pPr>
       <w:r>
         <w:rPr>
-          <w:b/>
-          <w:shd w:val="clear" w:color="auto" w:fill="B7B7B7"/>
-        </w:rPr>
-        <w:t># Source</w:t>
-      </w:r>
-      <w:r>
-        <w:rPr>
-          <w:shd w:val="clear" w:color="auto" w:fill="B7B7B7"/>
-        </w:rPr>
-        <w:t xml:space="preserve">: </w:t>
-      </w:r>
-      <w:r>
-        <w:rPr>
-          <w:b/>
-          <w:shd w:val="clear" w:color="auto" w:fill="B7B7B7"/>
-        </w:rPr>
-        <w:t xml:space="preserve">Chatgpt </w:t>
-      </w:r>
-      <w:r>
-        <w:rPr>
-          <w:b/>
-          <w:sz w:val="14"/>
-          <w:szCs w:val="14"/>
-          <w:shd w:val="clear" w:color="auto" w:fill="B7B7B7"/>
-        </w:rPr>
-        <w:t>(GPT</w:t>
-      </w:r>
-      <w:r>
-        <w:rPr>
-          <w:rFonts w:ascii="Cambria Math" w:hAnsi="Cambria Math" w:cs="Cambria Math"/>
-          <w:b/>
-          <w:sz w:val="14"/>
-          <w:szCs w:val="14"/>
-          <w:shd w:val="clear" w:color="auto" w:fill="B7B7B7"/>
+          <w:rFonts w:ascii="Arial" w:eastAsia="Arial" w:hAnsi="Arial" w:cs="Arial"/>
+          <w:b/>
+          <w:color w:val="000000"/>
+          <w:sz w:val="18"/>
+          <w:highlight w:val="lightGray"/>
+        </w:rPr>
+        <w:t># Source: AI Source: Provided by: [Data Path</w:t>
+      </w:r>
+      <w:r>
+        <w:rPr>
+          <w:rFonts w:ascii="Arial" w:eastAsia="Arial" w:hAnsi="Arial" w:cs="Arial"/>
+          <w:color w:val="000000"/>
+          <w:sz w:val="18"/>
+          <w:highlight w:val="lightGray"/>
+        </w:rPr>
+        <w:t xml:space="preserve">: Persons Table -&gt; ID Column: 1, Name_En Column: Motasem Essam] -&gt; </w:t>
+      </w:r>
+      <w:r>
+        <w:rPr>
+          <w:rFonts w:ascii="Arial" w:eastAsia="Arial" w:hAnsi="Arial" w:cs="Arial"/>
+          <w:b/>
+          <w:color w:val="000000"/>
+          <w:sz w:val="18"/>
+          <w:highlight w:val="lightGray"/>
+        </w:rPr>
+        <w:t>From:</w:t>
+      </w:r>
+      <w:r>
+        <w:rPr>
+          <w:rFonts w:ascii="Arial" w:eastAsia="Arial" w:hAnsi="Arial" w:cs="Arial"/>
+          <w:color w:val="000000"/>
+          <w:sz w:val="18"/>
+          <w:highlight w:val="lightGray"/>
+        </w:rPr>
+        <w:t xml:space="preserve"> [Chatgpt (GPT</w:t>
+      </w:r>
+      <w:r>
+        <w:rPr>
+          <w:rFonts w:ascii="Arial" w:eastAsia="Arial" w:hAnsi="Arial" w:cs="Cambria Math"/>
+          <w:color w:val="000000"/>
+          <w:sz w:val="18"/>
+          <w:highlight w:val="lightGray"/>
         </w:rPr>
         <w:t>‑</w:t>
       </w:r>
       <w:r>
         <w:rPr>
-          <w:b/>
-          <w:sz w:val="14"/>
-          <w:szCs w:val="14"/>
-          <w:shd w:val="clear" w:color="auto" w:fill="B7B7B7"/>
-        </w:rPr>
-        <w:t>5 Mini) at [8/19/2025]</w:t>
+          <w:rFonts w:ascii="Arial" w:eastAsia="Arial" w:hAnsi="Arial" w:cs="Arial"/>
+          <w:color w:val="000000"/>
+          <w:sz w:val="18"/>
+          <w:highlight w:val="lightGray"/>
+        </w:rPr>
+        <w:t xml:space="preserve">5 Mini)] </w:t>
+      </w:r>
+      <w:r>
+        <w:rPr>
+          <w:rFonts w:ascii="Arial" w:eastAsia="Arial" w:hAnsi="Arial" w:cs="Arial"/>
+          <w:b/>
+          <w:color w:val="000000"/>
+          <w:sz w:val="18"/>
+          <w:highlight w:val="lightGray"/>
+        </w:rPr>
+        <w:t>on</w:t>
+      </w:r>
+      <w:r>
+        <w:rPr>
+          <w:rFonts w:ascii="Arial" w:eastAsia="Arial" w:hAnsi="Arial"/>
+          <w:sz w:val="18"/>
+          <w:highlight w:val="lightGray"/>
+        </w:rPr>
+        <w:t xml:space="preserve"> [8/19/2025]</w:t>
       </w:r>
     </w:p>
     <w:p>
@@ -4431,7 +4744,7 @@
           <w:szCs w:val="46"/>
         </w:rPr>
         <w:drawing>
-          <wp:inline distT="114300" distB="114300" distL="114300" distR="114300" wp14:anchorId="2F02E52D" wp14:editId="1D1EC2BF">
+          <wp:inline distT="114300" distB="114300" distL="114300" distR="114300" wp14:anchorId="2BED248B" wp14:editId="439FA2F1">
             <wp:extent cx="5943600" cy="4445000"/>
             <wp:effectExtent l="0" t="0" r="0" b="0"/>
             <wp:docPr id="5" name="image2.png"/>
@@ -4618,7 +4931,6 @@
                 <w:rFonts w:ascii="Roboto Mono" w:eastAsia="Roboto Mono" w:hAnsi="Roboto Mono" w:cs="Roboto Mono"/>
                 <w:b/>
               </w:rPr>
-              <w:lastRenderedPageBreak/>
               <w:t>Definition</w:t>
             </w:r>
           </w:p>
@@ -5357,7 +5669,6 @@
                 <w:rFonts w:ascii="Roboto Mono" w:eastAsia="Roboto Mono" w:hAnsi="Roboto Mono" w:cs="Roboto Mono"/>
                 <w:b/>
               </w:rPr>
-              <w:lastRenderedPageBreak/>
               <w:t>Outcome</w:t>
             </w:r>
           </w:p>
@@ -5426,7 +5737,7 @@
     </w:tbl>
     <w:p>
       <w:r>
-        <w:pict w14:anchorId="24C82FD4">
+        <w:pict w14:anchorId="689BF0BF">
           <v:rect id="_x0000_i1038" style="width:0;height:1.5pt" o:hralign="center" o:hrstd="t" o:hr="t" fillcolor="#a0a0a0" stroked="f"/>
         </w:pict>
       </w:r>
@@ -5459,7 +5770,7 @@
           <w:ilvl w:val="0"/>
           <w:numId w:val="8"/>
         </w:numPr>
-        <w:spacing w:before="240"/>
+        <w:spacing w:before="240" w:after="0" w:line="276" w:lineRule="auto"/>
       </w:pPr>
       <w:r>
         <w:rPr>
@@ -5500,7 +5811,7 @@
           <w:ilvl w:val="0"/>
           <w:numId w:val="8"/>
         </w:numPr>
-        <w:spacing w:after="240"/>
+        <w:spacing w:after="240" w:line="276" w:lineRule="auto"/>
       </w:pPr>
       <w:r>
         <w:rPr>
@@ -5537,7 +5848,7 @@
     </w:p>
     <w:p>
       <w:r>
-        <w:pict w14:anchorId="2EDFB0E2">
+        <w:pict w14:anchorId="416FB776">
           <v:rect id="_x0000_i1039" style="width:0;height:1.5pt" o:hralign="center" o:hrstd="t" o:hr="t" fillcolor="#a0a0a0" stroked="f"/>
         </w:pict>
       </w:r>
@@ -5583,51 +5894,77 @@
       </w:pPr>
       <w:r>
         <w:rPr>
-          <w:b/>
-          <w:shd w:val="clear" w:color="auto" w:fill="B7B7B7"/>
-        </w:rPr>
-        <w:t># Source</w:t>
-      </w:r>
-      <w:r>
-        <w:rPr>
-          <w:shd w:val="clear" w:color="auto" w:fill="B7B7B7"/>
-        </w:rPr>
-        <w:t xml:space="preserve">: </w:t>
-      </w:r>
-      <w:r>
-        <w:rPr>
-          <w:b/>
-          <w:shd w:val="clear" w:color="auto" w:fill="B7B7B7"/>
-        </w:rPr>
-        <w:t xml:space="preserve">Chatgpt </w:t>
-      </w:r>
-      <w:r>
-        <w:rPr>
-          <w:b/>
-          <w:sz w:val="14"/>
-          <w:szCs w:val="14"/>
-          <w:shd w:val="clear" w:color="auto" w:fill="B7B7B7"/>
-        </w:rPr>
-        <w:t>(GPT</w:t>
-      </w:r>
-      <w:r>
-        <w:rPr>
-          <w:rFonts w:ascii="Cambria Math" w:hAnsi="Cambria Math" w:cs="Cambria Math"/>
-          <w:b/>
-          <w:sz w:val="14"/>
-          <w:szCs w:val="14"/>
-          <w:shd w:val="clear" w:color="auto" w:fill="B7B7B7"/>
+          <w:rFonts w:ascii="Arial" w:eastAsia="Arial" w:hAnsi="Arial" w:cs="Arial"/>
+          <w:b/>
+          <w:color w:val="000000"/>
+          <w:sz w:val="18"/>
+          <w:highlight w:val="lightGray"/>
+        </w:rPr>
+        <w:t># Source: AI Source: Provided by: [Data Path</w:t>
+      </w:r>
+      <w:r>
+        <w:rPr>
+          <w:rFonts w:ascii="Arial" w:eastAsia="Arial" w:hAnsi="Arial" w:cs="Arial"/>
+          <w:color w:val="000000"/>
+          <w:sz w:val="18"/>
+          <w:highlight w:val="lightGray"/>
+        </w:rPr>
+        <w:t xml:space="preserve">: Persons Table -&gt; ID Column: 1, Name_En Column: Motasem Essam] -&gt; </w:t>
+      </w:r>
+      <w:r>
+        <w:rPr>
+          <w:rFonts w:ascii="Arial" w:eastAsia="Arial" w:hAnsi="Arial" w:cs="Arial"/>
+          <w:b/>
+          <w:color w:val="000000"/>
+          <w:sz w:val="18"/>
+          <w:highlight w:val="lightGray"/>
+        </w:rPr>
+        <w:t>From:</w:t>
+      </w:r>
+      <w:r>
+        <w:rPr>
+          <w:rFonts w:ascii="Arial" w:eastAsia="Arial" w:hAnsi="Arial" w:cs="Arial"/>
+          <w:color w:val="000000"/>
+          <w:sz w:val="18"/>
+          <w:highlight w:val="lightGray"/>
+        </w:rPr>
+        <w:t xml:space="preserve"> [Chatgpt (GPT</w:t>
+      </w:r>
+      <w:r>
+        <w:rPr>
+          <w:rFonts w:ascii="Arial" w:eastAsia="Arial" w:hAnsi="Arial" w:cs="Cambria Math"/>
+          <w:color w:val="000000"/>
+          <w:sz w:val="18"/>
+          <w:highlight w:val="lightGray"/>
         </w:rPr>
         <w:t>‑</w:t>
       </w:r>
       <w:r>
         <w:rPr>
-          <w:b/>
-          <w:sz w:val="14"/>
-          <w:szCs w:val="14"/>
-          <w:shd w:val="clear" w:color="auto" w:fill="B7B7B7"/>
-        </w:rPr>
-        <w:t>5 Mini) at [8/19/2025]</w:t>
+          <w:rFonts w:ascii="Arial" w:eastAsia="Arial" w:hAnsi="Arial" w:cs="Arial"/>
+          <w:color w:val="000000"/>
+          <w:sz w:val="18"/>
+          <w:highlight w:val="lightGray"/>
+        </w:rPr>
+        <w:t xml:space="preserve">5 Mini)] </w:t>
+      </w:r>
+      <w:r>
+        <w:rPr>
+          <w:rFonts w:ascii="Arial" w:eastAsia="Arial" w:hAnsi="Arial" w:cs="Arial"/>
+          <w:b/>
+          <w:color w:val="000000"/>
+          <w:sz w:val="18"/>
+          <w:highlight w:val="lightGray"/>
+        </w:rPr>
+        <w:t>on</w:t>
+      </w:r>
+      <w:r>
+        <w:rPr>
+          <w:rFonts w:ascii="Arial" w:eastAsia="Arial" w:hAnsi="Arial"/>
+          <w:sz w:val="18"/>
+          <w:highlight w:val="lightGray"/>
+        </w:rPr>
+        <w:t xml:space="preserve"> [8/19/2025]</w:t>
       </w:r>
     </w:p>
     <w:p>
@@ -5636,7 +5973,7 @@
           <w:ilvl w:val="0"/>
           <w:numId w:val="6"/>
         </w:numPr>
-        <w:spacing w:before="240"/>
+        <w:spacing w:before="240" w:after="0" w:line="276" w:lineRule="auto"/>
       </w:pPr>
       <w:r>
         <w:rPr>
@@ -5683,6 +6020,7 @@
           <w:ilvl w:val="0"/>
           <w:numId w:val="6"/>
         </w:numPr>
+        <w:spacing w:after="0" w:line="276" w:lineRule="auto"/>
       </w:pPr>
       <w:r>
         <w:rPr>
@@ -5716,6 +6054,7 @@
           <w:ilvl w:val="0"/>
           <w:numId w:val="6"/>
         </w:numPr>
+        <w:spacing w:after="0" w:line="276" w:lineRule="auto"/>
       </w:pPr>
       <w:r>
         <w:rPr>
@@ -5749,6 +6088,7 @@
           <w:ilvl w:val="0"/>
           <w:numId w:val="6"/>
         </w:numPr>
+        <w:spacing w:after="0" w:line="276" w:lineRule="auto"/>
       </w:pPr>
       <w:r>
         <w:rPr>
@@ -5782,7 +6122,7 @@
           <w:ilvl w:val="0"/>
           <w:numId w:val="6"/>
         </w:numPr>
-        <w:spacing w:after="240"/>
+        <w:spacing w:after="240" w:line="276" w:lineRule="auto"/>
       </w:pPr>
       <w:r>
         <w:rPr>
@@ -5812,7 +6152,7 @@
     </w:p>
     <w:p>
       <w:r>
-        <w:pict w14:anchorId="569191E9">
+        <w:pict w14:anchorId="75DE0F2B">
           <v:rect id="_x0000_i1040" style="width:0;height:1.5pt" o:hralign="center" o:hrstd="t" o:hr="t" fillcolor="#a0a0a0" stroked="f"/>
         </w:pict>
       </w:r>
@@ -5868,15 +6208,7 @@
           <w:rFonts w:ascii="Roboto Mono" w:eastAsia="Roboto Mono" w:hAnsi="Roboto Mono" w:cs="Roboto Mono"/>
           <w:b/>
         </w:rPr>
-        <w:t xml:space="preserve">functional, </w:t>
-      </w:r>
-      <w:r>
-        <w:rPr>
-          <w:rFonts w:ascii="Roboto Mono" w:eastAsia="Roboto Mono" w:hAnsi="Roboto Mono" w:cs="Roboto Mono"/>
-          <w:b/>
-        </w:rPr>
-        <w:lastRenderedPageBreak/>
-        <w:t>reliable, secure, efficient, and user-friendly</w:t>
+        <w:t>functional, reliable, secure, efficient, and user-friendly</w:t>
       </w:r>
       <w:r>
         <w:rPr>
@@ -5900,19 +6232,20 @@
     </w:p>
     <w:p>
       <w:r>
-        <w:pict w14:anchorId="2997803F">
+        <w:pict w14:anchorId="62F8D4A3">
           <v:rect id="_x0000_i1041" style="width:0;height:1.5pt" o:hralign="center" o:hrstd="t" o:hr="t" fillcolor="#a0a0a0" stroked="f"/>
         </w:pict>
       </w:r>
     </w:p>
+    <w:p/>
     <w:p/>
     <w:p/>
     <w:p/>
     <w:sectPr>
       <w:pgSz w:w="12240" w:h="15840"/>
       <w:pgMar w:top="1440" w:right="1440" w:bottom="1440" w:left="1440" w:header="720" w:footer="720" w:gutter="0"/>
-      <w:pgNumType w:start="1"/>
       <w:cols w:space="720"/>
+      <w:docGrid w:linePitch="360"/>
     </w:sectPr>
   </w:body>
 </w:document>
@@ -7599,18 +7932,6 @@
   <w:style w:type="paragraph" w:default="1" w:styleId="Normal">
     <w:name w:val="Normal"/>
     <w:qFormat/>
-    <w:rsid w:val="0048006F"/>
-    <w:pPr>
-      <w:spacing w:after="0" w:line="276" w:lineRule="auto"/>
-    </w:pPr>
-    <w:rPr>
-      <w:rFonts w:ascii="Arial" w:eastAsia="Arial" w:hAnsi="Arial" w:cs="Arial"/>
-      <w:kern w:val="0"/>
-      <w:sz w:val="22"/>
-      <w:szCs w:val="22"/>
-      <w:lang w:val="en"/>
-      <w14:ligatures w14:val="none"/>
-    </w:rPr>
   </w:style>
   <w:style w:type="paragraph" w:styleId="Heading1">
     <w:name w:val="heading 1"/>
@@ -7619,7 +7940,7 @@
     <w:link w:val="Heading1Char"/>
     <w:uiPriority w:val="9"/>
     <w:qFormat/>
-    <w:rsid w:val="00C25A85"/>
+    <w:rsid w:val="00096B63"/>
     <w:pPr>
       <w:keepNext/>
       <w:keepLines/>
@@ -7641,7 +7962,7 @@
     <w:uiPriority w:val="9"/>
     <w:unhideWhenUsed/>
     <w:qFormat/>
-    <w:rsid w:val="00C25A85"/>
+    <w:rsid w:val="00096B63"/>
     <w:pPr>
       <w:keepNext/>
       <w:keepLines/>
@@ -7663,7 +7984,7 @@
     <w:uiPriority w:val="9"/>
     <w:unhideWhenUsed/>
     <w:qFormat/>
-    <w:rsid w:val="00C25A85"/>
+    <w:rsid w:val="00096B63"/>
     <w:pPr>
       <w:keepNext/>
       <w:keepLines/>
@@ -7685,7 +8006,7 @@
     <w:uiPriority w:val="9"/>
     <w:unhideWhenUsed/>
     <w:qFormat/>
-    <w:rsid w:val="00C25A85"/>
+    <w:rsid w:val="00096B63"/>
     <w:pPr>
       <w:keepNext/>
       <w:keepLines/>
@@ -7708,7 +8029,7 @@
     <w:semiHidden/>
     <w:unhideWhenUsed/>
     <w:qFormat/>
-    <w:rsid w:val="00C25A85"/>
+    <w:rsid w:val="00096B63"/>
     <w:pPr>
       <w:keepNext/>
       <w:keepLines/>
@@ -7729,11 +8050,11 @@
     <w:semiHidden/>
     <w:unhideWhenUsed/>
     <w:qFormat/>
-    <w:rsid w:val="00C25A85"/>
+    <w:rsid w:val="00096B63"/>
     <w:pPr>
       <w:keepNext/>
       <w:keepLines/>
-      <w:spacing w:before="40"/>
+      <w:spacing w:before="40" w:after="0"/>
       <w:outlineLvl w:val="5"/>
     </w:pPr>
     <w:rPr>
@@ -7752,11 +8073,11 @@
     <w:semiHidden/>
     <w:unhideWhenUsed/>
     <w:qFormat/>
-    <w:rsid w:val="00C25A85"/>
+    <w:rsid w:val="00096B63"/>
     <w:pPr>
       <w:keepNext/>
       <w:keepLines/>
-      <w:spacing w:before="40"/>
+      <w:spacing w:before="40" w:after="0"/>
       <w:outlineLvl w:val="6"/>
     </w:pPr>
     <w:rPr>
@@ -7773,10 +8094,11 @@
     <w:semiHidden/>
     <w:unhideWhenUsed/>
     <w:qFormat/>
-    <w:rsid w:val="00C25A85"/>
+    <w:rsid w:val="00096B63"/>
     <w:pPr>
       <w:keepNext/>
       <w:keepLines/>
+      <w:spacing w:after="0"/>
       <w:outlineLvl w:val="7"/>
     </w:pPr>
     <w:rPr>
@@ -7795,10 +8117,11 @@
     <w:semiHidden/>
     <w:unhideWhenUsed/>
     <w:qFormat/>
-    <w:rsid w:val="00C25A85"/>
+    <w:rsid w:val="00096B63"/>
     <w:pPr>
       <w:keepNext/>
       <w:keepLines/>
+      <w:spacing w:after="0"/>
       <w:outlineLvl w:val="8"/>
     </w:pPr>
     <w:rPr>
@@ -7838,7 +8161,7 @@
     <w:basedOn w:val="DefaultParagraphFont"/>
     <w:link w:val="Heading1"/>
     <w:uiPriority w:val="9"/>
-    <w:rsid w:val="00C25A85"/>
+    <w:rsid w:val="00096B63"/>
     <w:rPr>
       <w:rFonts w:asciiTheme="majorHAnsi" w:eastAsiaTheme="majorEastAsia" w:hAnsiTheme="majorHAnsi" w:cstheme="majorBidi"/>
       <w:color w:val="2F5496" w:themeColor="accent1" w:themeShade="BF"/>
@@ -7851,7 +8174,7 @@
     <w:basedOn w:val="DefaultParagraphFont"/>
     <w:link w:val="Heading2"/>
     <w:uiPriority w:val="9"/>
-    <w:rsid w:val="00C25A85"/>
+    <w:rsid w:val="00096B63"/>
     <w:rPr>
       <w:rFonts w:asciiTheme="majorHAnsi" w:eastAsiaTheme="majorEastAsia" w:hAnsiTheme="majorHAnsi" w:cstheme="majorBidi"/>
       <w:color w:val="2F5496" w:themeColor="accent1" w:themeShade="BF"/>
@@ -7864,7 +8187,7 @@
     <w:basedOn w:val="DefaultParagraphFont"/>
     <w:link w:val="Heading3"/>
     <w:uiPriority w:val="9"/>
-    <w:rsid w:val="00C25A85"/>
+    <w:rsid w:val="00096B63"/>
     <w:rPr>
       <w:rFonts w:eastAsiaTheme="majorEastAsia" w:cstheme="majorBidi"/>
       <w:color w:val="2F5496" w:themeColor="accent1" w:themeShade="BF"/>
@@ -7877,7 +8200,7 @@
     <w:basedOn w:val="DefaultParagraphFont"/>
     <w:link w:val="Heading4"/>
     <w:uiPriority w:val="9"/>
-    <w:rsid w:val="00C25A85"/>
+    <w:rsid w:val="00096B63"/>
     <w:rPr>
       <w:rFonts w:eastAsiaTheme="majorEastAsia" w:cstheme="majorBidi"/>
       <w:i/>
@@ -7891,7 +8214,7 @@
     <w:link w:val="Heading5"/>
     <w:uiPriority w:val="9"/>
     <w:semiHidden/>
-    <w:rsid w:val="00C25A85"/>
+    <w:rsid w:val="00096B63"/>
     <w:rPr>
       <w:rFonts w:eastAsiaTheme="majorEastAsia" w:cstheme="majorBidi"/>
       <w:color w:val="2F5496" w:themeColor="accent1" w:themeShade="BF"/>
@@ -7903,7 +8226,7 @@
     <w:link w:val="Heading6"/>
     <w:uiPriority w:val="9"/>
     <w:semiHidden/>
-    <w:rsid w:val="00C25A85"/>
+    <w:rsid w:val="00096B63"/>
     <w:rPr>
       <w:rFonts w:eastAsiaTheme="majorEastAsia" w:cstheme="majorBidi"/>
       <w:i/>
@@ -7917,7 +8240,7 @@
     <w:link w:val="Heading7"/>
     <w:uiPriority w:val="9"/>
     <w:semiHidden/>
-    <w:rsid w:val="00C25A85"/>
+    <w:rsid w:val="00096B63"/>
     <w:rPr>
       <w:rFonts w:eastAsiaTheme="majorEastAsia" w:cstheme="majorBidi"/>
       <w:color w:val="595959" w:themeColor="text1" w:themeTint="A6"/>
@@ -7929,7 +8252,7 @@
     <w:link w:val="Heading8"/>
     <w:uiPriority w:val="9"/>
     <w:semiHidden/>
-    <w:rsid w:val="00C25A85"/>
+    <w:rsid w:val="00096B63"/>
     <w:rPr>
       <w:rFonts w:eastAsiaTheme="majorEastAsia" w:cstheme="majorBidi"/>
       <w:i/>
@@ -7943,7 +8266,7 @@
     <w:link w:val="Heading9"/>
     <w:uiPriority w:val="9"/>
     <w:semiHidden/>
-    <w:rsid w:val="00C25A85"/>
+    <w:rsid w:val="00096B63"/>
     <w:rPr>
       <w:rFonts w:eastAsiaTheme="majorEastAsia" w:cstheme="majorBidi"/>
       <w:color w:val="272727" w:themeColor="text1" w:themeTint="D8"/>
@@ -7956,7 +8279,7 @@
     <w:link w:val="TitleChar"/>
     <w:uiPriority w:val="10"/>
     <w:qFormat/>
-    <w:rsid w:val="00C25A85"/>
+    <w:rsid w:val="00096B63"/>
     <w:pPr>
       <w:spacing w:after="80" w:line="240" w:lineRule="auto"/>
       <w:contextualSpacing/>
@@ -7974,7 +8297,7 @@
     <w:basedOn w:val="DefaultParagraphFont"/>
     <w:link w:val="Title"/>
     <w:uiPriority w:val="10"/>
-    <w:rsid w:val="00C25A85"/>
+    <w:rsid w:val="00096B63"/>
     <w:rPr>
       <w:rFonts w:asciiTheme="majorHAnsi" w:eastAsiaTheme="majorEastAsia" w:hAnsiTheme="majorHAnsi" w:cstheme="majorBidi"/>
       <w:spacing w:val="-10"/>
@@ -7990,7 +8313,7 @@
     <w:link w:val="SubtitleChar"/>
     <w:uiPriority w:val="11"/>
     <w:qFormat/>
-    <w:rsid w:val="00C25A85"/>
+    <w:rsid w:val="00096B63"/>
     <w:pPr>
       <w:numPr>
         <w:ilvl w:val="1"/>
@@ -8009,7 +8332,7 @@
     <w:basedOn w:val="DefaultParagraphFont"/>
     <w:link w:val="Subtitle"/>
     <w:uiPriority w:val="11"/>
-    <w:rsid w:val="00C25A85"/>
+    <w:rsid w:val="00096B63"/>
     <w:rPr>
       <w:rFonts w:eastAsiaTheme="majorEastAsia" w:cstheme="majorBidi"/>
       <w:color w:val="595959" w:themeColor="text1" w:themeTint="A6"/>
@@ -8025,7 +8348,7 @@
     <w:link w:val="QuoteChar"/>
     <w:uiPriority w:val="29"/>
     <w:qFormat/>
-    <w:rsid w:val="00C25A85"/>
+    <w:rsid w:val="00096B63"/>
     <w:pPr>
       <w:spacing w:before="160"/>
       <w:jc w:val="center"/>
@@ -8041,7 +8364,7 @@
     <w:basedOn w:val="DefaultParagraphFont"/>
     <w:link w:val="Quote"/>
     <w:uiPriority w:val="29"/>
-    <w:rsid w:val="00C25A85"/>
+    <w:rsid w:val="00096B63"/>
     <w:rPr>
       <w:i/>
       <w:iCs/>
@@ -8053,7 +8376,7 @@
     <w:basedOn w:val="Normal"/>
     <w:uiPriority w:val="34"/>
     <w:qFormat/>
-    <w:rsid w:val="00C25A85"/>
+    <w:rsid w:val="00096B63"/>
     <w:pPr>
       <w:ind w:left="720"/>
       <w:contextualSpacing/>
@@ -8064,7 +8387,7 @@
     <w:basedOn w:val="DefaultParagraphFont"/>
     <w:uiPriority w:val="21"/>
     <w:qFormat/>
-    <w:rsid w:val="00C25A85"/>
+    <w:rsid w:val="00096B63"/>
     <w:rPr>
       <w:i/>
       <w:iCs/>
@@ -8078,7 +8401,7 @@
     <w:link w:val="IntenseQuoteChar"/>
     <w:uiPriority w:val="30"/>
     <w:qFormat/>
-    <w:rsid w:val="00C25A85"/>
+    <w:rsid w:val="00096B63"/>
     <w:pPr>
       <w:pBdr>
         <w:top w:val="single" w:sz="4" w:space="10" w:color="2F5496" w:themeColor="accent1" w:themeShade="BF"/>
@@ -8099,7 +8422,7 @@
     <w:basedOn w:val="DefaultParagraphFont"/>
     <w:link w:val="IntenseQuote"/>
     <w:uiPriority w:val="30"/>
-    <w:rsid w:val="00C25A85"/>
+    <w:rsid w:val="00096B63"/>
     <w:rPr>
       <w:i/>
       <w:iCs/>
@@ -8111,7 +8434,7 @@
     <w:basedOn w:val="DefaultParagraphFont"/>
     <w:uiPriority w:val="32"/>
     <w:qFormat/>
-    <w:rsid w:val="00C25A85"/>
+    <w:rsid w:val="00096B63"/>
     <w:rPr>
       <w:b/>
       <w:bCs/>
